--- a/KHBD_Tin_học/Lớp_6/Tuần_08/KHBD_Tin_hoc_Lớp_6_Tiet07_Bai_4_Mang_may_tinh_Tiet_1.docx
+++ b/KHBD_Tin_học/Lớp_6/Tuần_08/KHBD_Tin_hoc_Lớp_6_Tiet07_Bai_4_Mang_may_tinh_Tiet_1.docx
@@ -35,10 +35,15 @@
               <w:spacing w:line="276" w:lineRule="auto" w:after="40"/>
               <w:jc w:val="left"/>
             </w:pPr>
-            <w:r/>
-            <w:r>
-              <w:rPr>
-                <w:rFonts w:ascii="Times New Roman" w:hAnsi="Times New Roman" w:eastAsia="Times New Roman"/>
+            <w:r>
+              <w:rPr>
+                <w:rFonts w:ascii="Times New Roman" w:hAnsi="Times New Roman" w:cs="Times New Roman"/>
+                <w:sz w:val="26"/>
+              </w:rPr>
+            </w:r>
+            <w:r>
+              <w:rPr>
+                <w:rFonts w:ascii="Times New Roman" w:hAnsi="Times New Roman" w:eastAsia="Times New Roman" w:cs="Times New Roman"/>
                 <w:b/>
                 <w:i w:val="0"/>
                 <w:sz w:val="26"/>
@@ -62,10 +67,15 @@
               <w:spacing w:line="276" w:lineRule="auto" w:after="40"/>
               <w:jc w:val="left"/>
             </w:pPr>
-            <w:r/>
-            <w:r>
-              <w:rPr>
-                <w:rFonts w:ascii="Times New Roman" w:hAnsi="Times New Roman" w:eastAsia="Times New Roman"/>
+            <w:r>
+              <w:rPr>
+                <w:rFonts w:ascii="Times New Roman" w:hAnsi="Times New Roman" w:cs="Times New Roman"/>
+                <w:sz w:val="26"/>
+              </w:rPr>
+            </w:r>
+            <w:r>
+              <w:rPr>
+                <w:rFonts w:ascii="Times New Roman" w:hAnsi="Times New Roman" w:eastAsia="Times New Roman" w:cs="Times New Roman"/>
                 <w:b w:val="0"/>
                 <w:i w:val="0"/>
                 <w:sz w:val="26"/>
@@ -91,10 +101,15 @@
               <w:spacing w:line="276" w:lineRule="auto" w:after="40"/>
               <w:jc w:val="left"/>
             </w:pPr>
-            <w:r/>
-            <w:r>
-              <w:rPr>
-                <w:rFonts w:ascii="Times New Roman" w:hAnsi="Times New Roman" w:eastAsia="Times New Roman"/>
+            <w:r>
+              <w:rPr>
+                <w:rFonts w:ascii="Times New Roman" w:hAnsi="Times New Roman" w:cs="Times New Roman"/>
+                <w:sz w:val="26"/>
+              </w:rPr>
+            </w:r>
+            <w:r>
+              <w:rPr>
+                <w:rFonts w:ascii="Times New Roman" w:hAnsi="Times New Roman" w:eastAsia="Times New Roman" w:cs="Times New Roman"/>
                 <w:b w:val="0"/>
                 <w:i w:val="0"/>
                 <w:sz w:val="26"/>
@@ -118,10 +133,15 @@
               <w:spacing w:line="276" w:lineRule="auto" w:after="40"/>
               <w:jc w:val="left"/>
             </w:pPr>
-            <w:r/>
-            <w:r>
-              <w:rPr>
-                <w:rFonts w:ascii="Times New Roman" w:hAnsi="Times New Roman" w:eastAsia="Times New Roman"/>
+            <w:r>
+              <w:rPr>
+                <w:rFonts w:ascii="Times New Roman" w:hAnsi="Times New Roman" w:cs="Times New Roman"/>
+                <w:sz w:val="26"/>
+              </w:rPr>
+            </w:r>
+            <w:r>
+              <w:rPr>
+                <w:rFonts w:ascii="Times New Roman" w:hAnsi="Times New Roman" w:eastAsia="Times New Roman" w:cs="Times New Roman"/>
                 <w:b w:val="0"/>
                 <w:i w:val="0"/>
                 <w:sz w:val="26"/>
@@ -136,7 +156,7 @@
             </w:pPr>
             <w:r>
               <w:rPr>
-                <w:rFonts w:ascii="Times New Roman" w:hAnsi="Times New Roman" w:eastAsia="Times New Roman"/>
+                <w:rFonts w:ascii="Times New Roman" w:hAnsi="Times New Roman" w:eastAsia="Times New Roman" w:cs="Times New Roman"/>
                 <w:b w:val="0"/>
                 <w:i w:val="0"/>
                 <w:sz w:val="26"/>
@@ -151,7 +171,7 @@
             </w:pPr>
             <w:r>
               <w:rPr>
-                <w:rFonts w:ascii="Times New Roman" w:hAnsi="Times New Roman" w:eastAsia="Times New Roman"/>
+                <w:rFonts w:ascii="Times New Roman" w:hAnsi="Times New Roman" w:eastAsia="Times New Roman" w:cs="Times New Roman"/>
                 <w:b w:val="0"/>
                 <w:i w:val="0"/>
                 <w:sz w:val="26"/>
@@ -176,7 +196,7 @@
       </w:pPr>
       <w:r>
         <w:rPr>
-          <w:rFonts w:ascii="Times New Roman" w:hAnsi="Times New Roman" w:eastAsia="Times New Roman"/>
+          <w:rFonts w:ascii="Times New Roman" w:hAnsi="Times New Roman" w:eastAsia="Times New Roman" w:cs="Times New Roman"/>
           <w:b/>
           <w:i w:val="0"/>
           <w:sz w:val="26"/>
@@ -191,7 +211,7 @@
       </w:pPr>
       <w:r>
         <w:rPr>
-          <w:rFonts w:ascii="Times New Roman" w:hAnsi="Times New Roman" w:eastAsia="Times New Roman"/>
+          <w:rFonts w:ascii="Times New Roman" w:hAnsi="Times New Roman" w:eastAsia="Times New Roman" w:cs="Times New Roman"/>
           <w:b/>
           <w:i/>
           <w:sz w:val="26"/>
@@ -206,7 +226,7 @@
       </w:pPr>
       <w:r>
         <w:rPr>
-          <w:rFonts w:ascii="Times New Roman" w:hAnsi="Times New Roman" w:eastAsia="Times New Roman"/>
+          <w:rFonts w:ascii="Times New Roman" w:hAnsi="Times New Roman" w:eastAsia="Times New Roman" w:cs="Times New Roman"/>
           <w:b/>
           <w:i/>
           <w:sz w:val="26"/>
@@ -221,7 +241,7 @@
       </w:pPr>
       <w:r>
         <w:rPr>
-          <w:rFonts w:ascii="Times New Roman" w:hAnsi="Times New Roman" w:eastAsia="Times New Roman"/>
+          <w:rFonts w:ascii="Times New Roman" w:hAnsi="Times New Roman" w:eastAsia="Times New Roman" w:cs="Times New Roman"/>
           <w:b/>
           <w:i w:val="0"/>
           <w:sz w:val="26"/>
@@ -237,7 +257,7 @@
       </w:pPr>
       <w:r>
         <w:rPr>
-          <w:rFonts w:ascii="Times New Roman" w:hAnsi="Times New Roman" w:eastAsia="Times New Roman"/>
+          <w:rFonts w:ascii="Times New Roman" w:hAnsi="Times New Roman" w:eastAsia="Times New Roman" w:cs="Times New Roman"/>
           <w:b/>
           <w:i w:val="0"/>
           <w:sz w:val="26"/>
@@ -253,7 +273,7 @@
       </w:pPr>
       <w:r>
         <w:rPr>
-          <w:rFonts w:ascii="Times New Roman" w:hAnsi="Times New Roman" w:eastAsia="Times New Roman"/>
+          <w:rFonts w:ascii="Times New Roman" w:hAnsi="Times New Roman" w:eastAsia="Times New Roman" w:cs="Times New Roman"/>
           <w:b/>
           <w:i w:val="0"/>
           <w:sz w:val="26"/>
@@ -269,7 +289,7 @@
       </w:pPr>
       <w:r>
         <w:rPr>
-          <w:rFonts w:ascii="Times New Roman" w:hAnsi="Times New Roman" w:eastAsia="Times New Roman"/>
+          <w:rFonts w:ascii="Times New Roman" w:hAnsi="Times New Roman" w:eastAsia="Times New Roman" w:cs="Times New Roman"/>
           <w:b w:val="0"/>
           <w:i w:val="0"/>
           <w:sz w:val="26"/>
@@ -285,7 +305,7 @@
       </w:pPr>
       <w:r>
         <w:rPr>
-          <w:rFonts w:ascii="Times New Roman" w:hAnsi="Times New Roman" w:eastAsia="Times New Roman"/>
+          <w:rFonts w:ascii="Times New Roman" w:hAnsi="Times New Roman" w:eastAsia="Times New Roman" w:cs="Times New Roman"/>
           <w:b/>
           <w:i w:val="0"/>
           <w:sz w:val="26"/>
@@ -301,7 +321,7 @@
       </w:pPr>
       <w:r>
         <w:rPr>
-          <w:rFonts w:ascii="Times New Roman" w:hAnsi="Times New Roman" w:eastAsia="Times New Roman"/>
+          <w:rFonts w:ascii="Times New Roman" w:hAnsi="Times New Roman" w:eastAsia="Times New Roman" w:cs="Times New Roman"/>
           <w:b/>
           <w:i w:val="0"/>
           <w:sz w:val="26"/>
@@ -317,13 +337,21 @@
       </w:pPr>
       <w:r>
         <w:rPr>
-          <w:rFonts w:ascii="Times New Roman" w:hAnsi="Times New Roman" w:eastAsia="Times New Roman"/>
+          <w:rFonts w:ascii="Times New Roman" w:hAnsi="Times New Roman" w:eastAsia="Times New Roman" w:cs="Times New Roman"/>
           <w:b w:val="0"/>
           <w:i w:val="0"/>
           <w:sz w:val="26"/>
         </w:rPr>
         <w:t>- NLc (Giải quyết vấn đề với sự hỗ trợ của ICT): Phân tích vấn đề, xác định quy trình xử lý dữ liệu và giải quyết bài toán trong bài Bài 4. Mạng máy tính (Tiết 1). (Đạt được thông qua Hoạt động 2, Hoạt động 3)</w:t>
       </w:r>
+      <w:r>
+        <w:rPr>
+          <w:rFonts w:ascii="Times New Roman" w:hAnsi="Times New Roman" w:cs="Times New Roman"/>
+          <w:i/>
+          <w:sz w:val="26"/>
+        </w:rPr>
+        <w:t xml:space="preserve"> (Trang SGK: 16 - 18 (Kết nối tri thức))</w:t>
+      </w:r>
     </w:p>
     <w:p>
       <w:pPr>
@@ -333,7 +361,7 @@
       </w:pPr>
       <w:r>
         <w:rPr>
-          <w:rFonts w:ascii="Times New Roman" w:hAnsi="Times New Roman" w:eastAsia="Times New Roman"/>
+          <w:rFonts w:ascii="Times New Roman" w:hAnsi="Times New Roman" w:eastAsia="Times New Roman" w:cs="Times New Roman"/>
           <w:b w:val="0"/>
           <w:i w:val="0"/>
           <w:sz w:val="26"/>
@@ -349,7 +377,7 @@
       </w:pPr>
       <w:r>
         <w:rPr>
-          <w:rFonts w:ascii="Times New Roman" w:hAnsi="Times New Roman" w:eastAsia="Times New Roman"/>
+          <w:rFonts w:ascii="Times New Roman" w:hAnsi="Times New Roman" w:eastAsia="Times New Roman" w:cs="Times New Roman"/>
           <w:b/>
           <w:i w:val="0"/>
           <w:sz w:val="26"/>
@@ -365,7 +393,7 @@
       </w:pPr>
       <w:r>
         <w:rPr>
-          <w:rFonts w:ascii="Times New Roman" w:hAnsi="Times New Roman" w:eastAsia="Times New Roman"/>
+          <w:rFonts w:ascii="Times New Roman" w:hAnsi="Times New Roman" w:eastAsia="Times New Roman" w:cs="Times New Roman"/>
           <w:b w:val="0"/>
           <w:i w:val="0"/>
           <w:sz w:val="26"/>
@@ -381,7 +409,7 @@
       </w:pPr>
       <w:r>
         <w:rPr>
-          <w:rFonts w:ascii="Times New Roman" w:hAnsi="Times New Roman" w:eastAsia="Times New Roman"/>
+          <w:rFonts w:ascii="Times New Roman" w:hAnsi="Times New Roman" w:eastAsia="Times New Roman" w:cs="Times New Roman"/>
           <w:b w:val="0"/>
           <w:i w:val="0"/>
           <w:sz w:val="26"/>
@@ -397,7 +425,7 @@
       </w:pPr>
       <w:r>
         <w:rPr>
-          <w:rFonts w:ascii="Times New Roman" w:hAnsi="Times New Roman" w:eastAsia="Times New Roman"/>
+          <w:rFonts w:ascii="Times New Roman" w:hAnsi="Times New Roman" w:eastAsia="Times New Roman" w:cs="Times New Roman"/>
           <w:b/>
           <w:i w:val="0"/>
           <w:sz w:val="26"/>
@@ -413,7 +441,7 @@
       </w:pPr>
       <w:r>
         <w:rPr>
-          <w:rFonts w:ascii="Times New Roman" w:hAnsi="Times New Roman" w:eastAsia="Times New Roman"/>
+          <w:rFonts w:ascii="Times New Roman" w:hAnsi="Times New Roman" w:eastAsia="Times New Roman" w:cs="Times New Roman"/>
           <w:b w:val="0"/>
           <w:i w:val="0"/>
           <w:sz w:val="26"/>
@@ -429,7 +457,7 @@
       </w:pPr>
       <w:r>
         <w:rPr>
-          <w:rFonts w:ascii="Times New Roman" w:hAnsi="Times New Roman" w:eastAsia="Times New Roman"/>
+          <w:rFonts w:ascii="Times New Roman" w:hAnsi="Times New Roman" w:eastAsia="Times New Roman" w:cs="Times New Roman"/>
           <w:b w:val="0"/>
           <w:i w:val="0"/>
           <w:sz w:val="26"/>
@@ -445,7 +473,7 @@
       </w:pPr>
       <w:r>
         <w:rPr>
-          <w:rFonts w:ascii="Times New Roman" w:hAnsi="Times New Roman" w:eastAsia="Times New Roman"/>
+          <w:rFonts w:ascii="Times New Roman" w:hAnsi="Times New Roman" w:eastAsia="Times New Roman" w:cs="Times New Roman"/>
           <w:b w:val="0"/>
           <w:i w:val="0"/>
           <w:sz w:val="26"/>
@@ -455,13 +483,87 @@
     </w:p>
     <w:p>
       <w:pPr>
+        <w:spacing w:before="80" w:after="40"/>
+        <w:ind w:left="360" w:firstLine="0"/>
+      </w:pPr>
+      <w:r>
+        <w:rPr>
+          <w:rFonts w:ascii="Times New Roman" w:hAnsi="Times New Roman" w:cs="Times New Roman"/>
+          <w:b/>
+          <w:sz w:val="26"/>
+        </w:rPr>
+        <w:t>2.4. Năng lực Trí tuệ nhân tạo (AI) được phát triển:</w:t>
+      </w:r>
+    </w:p>
+    <w:p>
+      <w:pPr>
+        <w:spacing w:before="40" w:after="40"/>
+        <w:ind w:left="720" w:hanging="360"/>
+      </w:pPr>
+      <w:r>
+        <w:rPr>
+          <w:rFonts w:ascii="Times New Roman" w:hAnsi="Times New Roman" w:cs="Times New Roman"/>
+          <w:b w:val="0"/>
+          <w:sz w:val="26"/>
+        </w:rPr>
+        <w:t xml:space="preserve">- </w:t>
+      </w:r>
+      <w:r>
+        <w:rPr>
+          <w:rFonts w:ascii="Times New Roman" w:hAnsi="Times New Roman" w:cs="Times New Roman"/>
+          <w:b/>
+          <w:sz w:val="26"/>
+        </w:rPr>
+        <w:t xml:space="preserve">6.C1.1: </w:t>
+      </w:r>
+      <w:r>
+        <w:rPr>
+          <w:rFonts w:ascii="Times New Roman" w:hAnsi="Times New Roman" w:cs="Times New Roman"/>
+          <w:b w:val="0"/>
+          <w:sz w:val="26"/>
+        </w:rPr>
+        <w:t>Nhận biết được các thành phần cơ bản của mạng máy tính và vai trò kết nối, chia sẻ tài nguyên (Đạt được thông qua Hoạt động 2).</w:t>
+      </w:r>
+    </w:p>
+    <w:p>
+      <w:pPr>
+        <w:spacing w:before="40" w:after="40"/>
+        <w:ind w:left="720" w:hanging="360"/>
+      </w:pPr>
+      <w:r>
+        <w:rPr>
+          <w:rFonts w:ascii="Times New Roman" w:hAnsi="Times New Roman" w:cs="Times New Roman"/>
+          <w:b w:val="0"/>
+          <w:sz w:val="26"/>
+        </w:rPr>
+        <w:t xml:space="preserve">- </w:t>
+      </w:r>
+      <w:r>
+        <w:rPr>
+          <w:rFonts w:ascii="Times New Roman" w:hAnsi="Times New Roman" w:cs="Times New Roman"/>
+          <w:b/>
+          <w:sz w:val="26"/>
+        </w:rPr>
+        <w:t xml:space="preserve">6.A1.1: </w:t>
+      </w:r>
+      <w:r>
+        <w:rPr>
+          <w:rFonts w:ascii="Times New Roman" w:hAnsi="Times New Roman" w:cs="Times New Roman"/>
+          <w:b w:val="0"/>
+          <w:sz w:val="26"/>
+        </w:rPr>
+        <w:t>Hiểu được vai trò của mạng máy tính là nền tảng cho sự phát triển của các hệ thống AI và điện toán đám mây (Đạt được thông qua Hoạt động 2, Hoạt động 3).</w:t>
+      </w:r>
+    </w:p>
+    <w:p>
+      <w:pPr>
         <w:spacing w:line="276" w:lineRule="auto" w:after="60" w:before="0"/>
         <w:ind w:firstLine="284"/>
         <w:jc w:val="both"/>
       </w:pPr>
       <w:r>
         <w:rPr>
-          <w:rFonts w:ascii="Times New Roman" w:hAnsi="Times New Roman" w:eastAsia="Times New Roman"/>
+          <w:rFonts w:ascii="Times New Roman" w:hAnsi="Times New Roman" w:eastAsia="Times New Roman" w:cs="Times New Roman"/>
           <w:b/>
           <w:i w:val="0"/>
           <w:sz w:val="26"/>
@@ -477,7 +579,7 @@
       </w:pPr>
       <w:r>
         <w:rPr>
-          <w:rFonts w:ascii="Times New Roman" w:hAnsi="Times New Roman" w:eastAsia="Times New Roman"/>
+          <w:rFonts w:ascii="Times New Roman" w:hAnsi="Times New Roman" w:eastAsia="Times New Roman" w:cs="Times New Roman"/>
           <w:b w:val="0"/>
           <w:i w:val="0"/>
           <w:sz w:val="26"/>
@@ -493,7 +595,7 @@
       </w:pPr>
       <w:r>
         <w:rPr>
-          <w:rFonts w:ascii="Times New Roman" w:hAnsi="Times New Roman" w:eastAsia="Times New Roman"/>
+          <w:rFonts w:ascii="Times New Roman" w:hAnsi="Times New Roman" w:eastAsia="Times New Roman" w:cs="Times New Roman"/>
           <w:b w:val="0"/>
           <w:i w:val="0"/>
           <w:sz w:val="26"/>
@@ -509,7 +611,7 @@
       </w:pPr>
       <w:r>
         <w:rPr>
-          <w:rFonts w:ascii="Times New Roman" w:hAnsi="Times New Roman" w:eastAsia="Times New Roman"/>
+          <w:rFonts w:ascii="Times New Roman" w:hAnsi="Times New Roman" w:eastAsia="Times New Roman" w:cs="Times New Roman"/>
           <w:b w:val="0"/>
           <w:i w:val="0"/>
           <w:sz w:val="26"/>
@@ -525,7 +627,7 @@
       </w:pPr>
       <w:r>
         <w:rPr>
-          <w:rFonts w:ascii="Times New Roman" w:hAnsi="Times New Roman" w:eastAsia="Times New Roman"/>
+          <w:rFonts w:ascii="Times New Roman" w:hAnsi="Times New Roman" w:eastAsia="Times New Roman" w:cs="Times New Roman"/>
           <w:b/>
           <w:i w:val="0"/>
           <w:sz w:val="26"/>
@@ -541,7 +643,7 @@
       </w:pPr>
       <w:r>
         <w:rPr>
-          <w:rFonts w:ascii="Times New Roman" w:hAnsi="Times New Roman" w:eastAsia="Times New Roman"/>
+          <w:rFonts w:ascii="Times New Roman" w:hAnsi="Times New Roman" w:eastAsia="Times New Roman" w:cs="Times New Roman"/>
           <w:b/>
           <w:i w:val="0"/>
           <w:sz w:val="26"/>
@@ -557,7 +659,7 @@
       </w:pPr>
       <w:r>
         <w:rPr>
-          <w:rFonts w:ascii="Times New Roman" w:hAnsi="Times New Roman" w:eastAsia="Times New Roman"/>
+          <w:rFonts w:ascii="Times New Roman" w:hAnsi="Times New Roman" w:eastAsia="Times New Roman" w:cs="Times New Roman"/>
           <w:b w:val="0"/>
           <w:i w:val="0"/>
           <w:sz w:val="26"/>
@@ -573,7 +675,7 @@
       </w:pPr>
       <w:r>
         <w:rPr>
-          <w:rFonts w:ascii="Times New Roman" w:hAnsi="Times New Roman" w:eastAsia="Times New Roman"/>
+          <w:rFonts w:ascii="Times New Roman" w:hAnsi="Times New Roman" w:eastAsia="Times New Roman" w:cs="Times New Roman"/>
           <w:b w:val="0"/>
           <w:i w:val="0"/>
           <w:sz w:val="26"/>
@@ -589,7 +691,7 @@
       </w:pPr>
       <w:r>
         <w:rPr>
-          <w:rFonts w:ascii="Times New Roman" w:hAnsi="Times New Roman" w:eastAsia="Times New Roman"/>
+          <w:rFonts w:ascii="Times New Roman" w:hAnsi="Times New Roman" w:eastAsia="Times New Roman" w:cs="Times New Roman"/>
           <w:b/>
           <w:i w:val="0"/>
           <w:sz w:val="26"/>
@@ -605,7 +707,7 @@
       </w:pPr>
       <w:r>
         <w:rPr>
-          <w:rFonts w:ascii="Times New Roman" w:hAnsi="Times New Roman" w:eastAsia="Times New Roman"/>
+          <w:rFonts w:ascii="Times New Roman" w:hAnsi="Times New Roman" w:eastAsia="Times New Roman" w:cs="Times New Roman"/>
           <w:b w:val="0"/>
           <w:i w:val="0"/>
           <w:sz w:val="26"/>
@@ -621,7 +723,7 @@
       </w:pPr>
       <w:r>
         <w:rPr>
-          <w:rFonts w:ascii="Times New Roman" w:hAnsi="Times New Roman" w:eastAsia="Times New Roman"/>
+          <w:rFonts w:ascii="Times New Roman" w:hAnsi="Times New Roman" w:eastAsia="Times New Roman" w:cs="Times New Roman"/>
           <w:b w:val="0"/>
           <w:i w:val="0"/>
           <w:sz w:val="26"/>
@@ -637,7 +739,7 @@
       </w:pPr>
       <w:r>
         <w:rPr>
-          <w:rFonts w:ascii="Times New Roman" w:hAnsi="Times New Roman" w:eastAsia="Times New Roman"/>
+          <w:rFonts w:ascii="Times New Roman" w:hAnsi="Times New Roman" w:eastAsia="Times New Roman" w:cs="Times New Roman"/>
           <w:b/>
           <w:i w:val="0"/>
           <w:sz w:val="26"/>
@@ -653,7 +755,7 @@
       </w:pPr>
       <w:r>
         <w:rPr>
-          <w:rFonts w:ascii="Times New Roman" w:hAnsi="Times New Roman" w:eastAsia="Times New Roman"/>
+          <w:rFonts w:ascii="Times New Roman" w:hAnsi="Times New Roman" w:eastAsia="Times New Roman" w:cs="Times New Roman"/>
           <w:b/>
           <w:i w:val="0"/>
           <w:sz w:val="26"/>
@@ -669,7 +771,7 @@
       </w:pPr>
       <w:r>
         <w:rPr>
-          <w:rFonts w:ascii="Times New Roman" w:hAnsi="Times New Roman" w:eastAsia="Times New Roman"/>
+          <w:rFonts w:ascii="Times New Roman" w:hAnsi="Times New Roman" w:eastAsia="Times New Roman" w:cs="Times New Roman"/>
           <w:b/>
           <w:i w:val="0"/>
           <w:sz w:val="26"/>
@@ -678,7 +780,7 @@
       </w:r>
       <w:r>
         <w:rPr>
-          <w:rFonts w:ascii="Times New Roman" w:hAnsi="Times New Roman" w:eastAsia="Times New Roman"/>
+          <w:rFonts w:ascii="Times New Roman" w:hAnsi="Times New Roman" w:eastAsia="Times New Roman" w:cs="Times New Roman"/>
           <w:b w:val="0"/>
           <w:i/>
           <w:sz w:val="26"/>
@@ -694,7 +796,7 @@
       </w:pPr>
       <w:r>
         <w:rPr>
-          <w:rFonts w:ascii="Times New Roman" w:hAnsi="Times New Roman" w:eastAsia="Times New Roman"/>
+          <w:rFonts w:ascii="Times New Roman" w:hAnsi="Times New Roman" w:eastAsia="Times New Roman" w:cs="Times New Roman"/>
           <w:b/>
           <w:i w:val="0"/>
           <w:sz w:val="26"/>
@@ -703,7 +805,7 @@
       </w:r>
       <w:r>
         <w:rPr>
-          <w:rFonts w:ascii="Times New Roman" w:hAnsi="Times New Roman" w:eastAsia="Times New Roman"/>
+          <w:rFonts w:ascii="Times New Roman" w:hAnsi="Times New Roman" w:eastAsia="Times New Roman" w:cs="Times New Roman"/>
           <w:b w:val="0"/>
           <w:i/>
           <w:sz w:val="26"/>
@@ -719,7 +821,7 @@
       </w:pPr>
       <w:r>
         <w:rPr>
-          <w:rFonts w:ascii="Times New Roman" w:hAnsi="Times New Roman" w:eastAsia="Times New Roman"/>
+          <w:rFonts w:ascii="Times New Roman" w:hAnsi="Times New Roman" w:eastAsia="Times New Roman" w:cs="Times New Roman"/>
           <w:b/>
           <w:i w:val="0"/>
           <w:sz w:val="26"/>
@@ -728,7 +830,7 @@
       </w:r>
       <w:r>
         <w:rPr>
-          <w:rFonts w:ascii="Times New Roman" w:hAnsi="Times New Roman" w:eastAsia="Times New Roman"/>
+          <w:rFonts w:ascii="Times New Roman" w:hAnsi="Times New Roman" w:eastAsia="Times New Roman" w:cs="Times New Roman"/>
           <w:b w:val="0"/>
           <w:i/>
           <w:sz w:val="26"/>
@@ -744,7 +846,7 @@
       </w:pPr>
       <w:r>
         <w:rPr>
-          <w:rFonts w:ascii="Times New Roman" w:hAnsi="Times New Roman" w:eastAsia="Times New Roman"/>
+          <w:rFonts w:ascii="Times New Roman" w:hAnsi="Times New Roman" w:eastAsia="Times New Roman" w:cs="Times New Roman"/>
           <w:b/>
           <w:i w:val="0"/>
           <w:sz w:val="26"/>
@@ -785,10 +887,15 @@
               <w:spacing w:line="276" w:lineRule="auto" w:after="40"/>
               <w:jc w:val="center"/>
             </w:pPr>
-            <w:r/>
-            <w:r>
-              <w:rPr>
-                <w:rFonts w:ascii="Times New Roman" w:hAnsi="Times New Roman" w:eastAsia="Times New Roman"/>
+            <w:r>
+              <w:rPr>
+                <w:rFonts w:ascii="Times New Roman" w:hAnsi="Times New Roman" w:cs="Times New Roman"/>
+                <w:sz w:val="26"/>
+              </w:rPr>
+            </w:r>
+            <w:r>
+              <w:rPr>
+                <w:rFonts w:ascii="Times New Roman" w:hAnsi="Times New Roman" w:eastAsia="Times New Roman" w:cs="Times New Roman"/>
                 <w:b/>
                 <w:i w:val="0"/>
                 <w:sz w:val="26"/>
@@ -812,10 +919,15 @@
               <w:spacing w:line="276" w:lineRule="auto" w:after="40"/>
               <w:jc w:val="center"/>
             </w:pPr>
-            <w:r/>
-            <w:r>
-              <w:rPr>
-                <w:rFonts w:ascii="Times New Roman" w:hAnsi="Times New Roman" w:eastAsia="Times New Roman"/>
+            <w:r>
+              <w:rPr>
+                <w:rFonts w:ascii="Times New Roman" w:hAnsi="Times New Roman" w:cs="Times New Roman"/>
+                <w:sz w:val="26"/>
+              </w:rPr>
+            </w:r>
+            <w:r>
+              <w:rPr>
+                <w:rFonts w:ascii="Times New Roman" w:hAnsi="Times New Roman" w:eastAsia="Times New Roman" w:cs="Times New Roman"/>
                 <w:b/>
                 <w:i w:val="0"/>
                 <w:sz w:val="26"/>
@@ -838,168 +950,98 @@
           </w:tcPr>
           <w:p>
             <w:pPr>
-              <w:spacing w:line="276" w:lineRule="auto" w:after="40"/>
-              <w:jc w:val="left"/>
+              <w:spacing w:after="60" w:line="276" w:lineRule="auto"/>
             </w:pPr>
             <w:r/>
             <w:r>
               <w:rPr>
-                <w:rFonts w:ascii="Times New Roman" w:hAnsi="Times New Roman" w:eastAsia="Times New Roman"/>
+                <w:rFonts w:ascii="Times New Roman" w:hAnsi="Times New Roman"/>
+                <w:b/>
+                <w:i w:val="0"/>
+                <w:color w:val="000000"/>
+                <w:sz w:val="26"/>
+              </w:rPr>
+              <w:t>1. Hoạt động MỞ ĐẦU (5 phút)</w:t>
+            </w:r>
+          </w:p>
+          <w:p>
+            <w:pPr>
+              <w:spacing w:after="60" w:line="276" w:lineRule="auto"/>
+            </w:pPr>
+            <w:r>
+              <w:rPr>
+                <w:rFonts w:ascii="Times New Roman" w:hAnsi="Times New Roman"/>
+                <w:b/>
+                <w:i/>
+                <w:color w:val="000000"/>
+                <w:sz w:val="26"/>
+              </w:rPr>
+              <w:t>*Mục tiêu: Đặt vấn đề kết nối giữa các máy tính trong phòng thực hành để chia sẻ tài liệu và dùng chung máy in.</w:t>
+            </w:r>
+          </w:p>
+          <w:p>
+            <w:pPr>
+              <w:spacing w:after="60" w:line="276" w:lineRule="auto"/>
+            </w:pPr>
+          </w:p>
+          <w:p>
+            <w:pPr>
+              <w:spacing w:after="60" w:line="276" w:lineRule="auto"/>
+            </w:pPr>
+            <w:r>
+              <w:rPr>
+                <w:rFonts w:ascii="Times New Roman" w:hAnsi="Times New Roman"/>
                 <w:b w:val="0"/>
                 <w:i w:val="0"/>
-                <w:sz w:val="26"/>
-              </w:rPr>
-              <w:t>Bước 1: Chuyển giao nhiệm vụ học tập:</w:t>
-            </w:r>
-          </w:p>
-          <w:p>
-            <w:pPr>
-              <w:spacing w:line="276" w:lineRule="auto" w:after="40"/>
-              <w:jc w:val="left"/>
-            </w:pPr>
-            <w:r>
-              <w:rPr>
-                <w:rFonts w:ascii="Times New Roman" w:hAnsi="Times New Roman" w:eastAsia="Times New Roman"/>
+                <w:color w:val="000000"/>
+                <w:sz w:val="26"/>
+              </w:rPr>
+              <w:t>GV: Đưa ra tình huống thực tế tại phòng Tin học UNIGO:</w:t>
+            </w:r>
+          </w:p>
+          <w:p>
+            <w:pPr>
+              <w:spacing w:after="60" w:line="276" w:lineRule="auto"/>
+            </w:pPr>
+            <w:r>
+              <w:rPr>
+                <w:rFonts w:ascii="Times New Roman" w:hAnsi="Times New Roman"/>
                 <w:b w:val="0"/>
                 <w:i w:val="0"/>
-                <w:sz w:val="26"/>
-              </w:rPr>
-              <w:t>- GV chiếu hình ảnh/video tình huống liên quan đến Bài 4. Mạng máy tính (Tiết 1).</w:t>
-            </w:r>
-          </w:p>
-          <w:p>
-            <w:pPr>
-              <w:spacing w:line="276" w:lineRule="auto" w:after="40"/>
-              <w:jc w:val="left"/>
-            </w:pPr>
-            <w:r>
-              <w:rPr>
-                <w:rFonts w:ascii="Times New Roman" w:hAnsi="Times New Roman" w:eastAsia="Times New Roman"/>
+                <w:color w:val="000000"/>
+                <w:sz w:val="26"/>
+              </w:rPr>
+              <w:t xml:space="preserve">  Cả phòng học có 30 máy tính nhưng chỉ có 1 chiếc máy in duy nhất. Làm sao để tất cả học sinh đều có thể in bài làm của mình ra giấy mà không cần phải mang USB cắm từng máy?</w:t>
+            </w:r>
+          </w:p>
+          <w:p>
+            <w:pPr>
+              <w:spacing w:after="60" w:line="276" w:lineRule="auto"/>
+            </w:pPr>
+            <w:r>
+              <w:rPr>
+                <w:rFonts w:ascii="Times New Roman" w:hAnsi="Times New Roman"/>
                 <w:b w:val="0"/>
                 <w:i w:val="0"/>
-                <w:sz w:val="26"/>
-              </w:rPr>
-              <w:t>- GV nêu câu hỏi gợi mở cho cả lớp.</w:t>
-            </w:r>
-          </w:p>
-          <w:p>
-            <w:pPr>
-              <w:spacing w:line="276" w:lineRule="auto" w:after="40"/>
-              <w:jc w:val="left"/>
-            </w:pPr>
-            <w:r>
-              <w:rPr>
-                <w:rFonts w:ascii="Times New Roman" w:hAnsi="Times New Roman" w:eastAsia="Times New Roman"/>
+                <w:color w:val="000000"/>
+                <w:sz w:val="26"/>
+              </w:rPr>
+              <w:t>- GV gọi 2 HS trả lời.</w:t>
+            </w:r>
+          </w:p>
+          <w:p>
+            <w:pPr>
+              <w:spacing w:after="60" w:line="276" w:lineRule="auto"/>
+            </w:pPr>
+            <w:r>
+              <w:rPr>
+                <w:rFonts w:ascii="Times New Roman" w:hAnsi="Times New Roman"/>
                 <w:b w:val="0"/>
                 <w:i w:val="0"/>
-                <w:sz w:val="26"/>
-              </w:rPr>
-              <w:t>Bước 2: Học sinh tiếp nhận nhiệm vụ học tập:</w:t>
-            </w:r>
-          </w:p>
-          <w:p>
-            <w:pPr>
-              <w:spacing w:line="276" w:lineRule="auto" w:after="40"/>
-              <w:jc w:val="left"/>
-            </w:pPr>
-            <w:r>
-              <w:rPr>
-                <w:rFonts w:ascii="Times New Roman" w:hAnsi="Times New Roman" w:eastAsia="Times New Roman"/>
-                <w:b w:val="0"/>
-                <w:i w:val="0"/>
-                <w:sz w:val="26"/>
-              </w:rPr>
-              <w:t>- HS tập trung quan sát, lắng nghe câu hỏi.</w:t>
-            </w:r>
-          </w:p>
-          <w:p>
-            <w:pPr>
-              <w:spacing w:line="276" w:lineRule="auto" w:after="40"/>
-              <w:jc w:val="left"/>
-            </w:pPr>
-            <w:r>
-              <w:rPr>
-                <w:rFonts w:ascii="Times New Roman" w:hAnsi="Times New Roman" w:eastAsia="Times New Roman"/>
-                <w:b w:val="0"/>
-                <w:i w:val="0"/>
-                <w:sz w:val="26"/>
-              </w:rPr>
-              <w:t>- HS suy nghĩ cá nhân, thảo luận nhanh nhóm đôi.</w:t>
-            </w:r>
-          </w:p>
-          <w:p>
-            <w:pPr>
-              <w:spacing w:line="276" w:lineRule="auto" w:after="40"/>
-              <w:jc w:val="left"/>
-            </w:pPr>
-            <w:r>
-              <w:rPr>
-                <w:rFonts w:ascii="Times New Roman" w:hAnsi="Times New Roman" w:eastAsia="Times New Roman"/>
-                <w:b w:val="0"/>
-                <w:i w:val="0"/>
-                <w:sz w:val="26"/>
-              </w:rPr>
-              <w:t>Bước 3: Báo cáo kết quả hoạt động:</w:t>
-            </w:r>
-          </w:p>
-          <w:p>
-            <w:pPr>
-              <w:spacing w:line="276" w:lineRule="auto" w:after="40"/>
-              <w:jc w:val="left"/>
-            </w:pPr>
-            <w:r>
-              <w:rPr>
-                <w:rFonts w:ascii="Times New Roman" w:hAnsi="Times New Roman" w:eastAsia="Times New Roman"/>
-                <w:b w:val="0"/>
-                <w:i w:val="0"/>
-                <w:sz w:val="26"/>
-              </w:rPr>
-              <w:t>- 2-3 HS giơ tay phát biểu ý kiến.</w:t>
-            </w:r>
-          </w:p>
-          <w:p>
-            <w:pPr>
-              <w:spacing w:line="276" w:lineRule="auto" w:after="40"/>
-              <w:jc w:val="left"/>
-            </w:pPr>
-            <w:r>
-              <w:rPr>
-                <w:rFonts w:ascii="Times New Roman" w:hAnsi="Times New Roman" w:eastAsia="Times New Roman"/>
-                <w:b w:val="0"/>
-                <w:i w:val="0"/>
-                <w:sz w:val="26"/>
-              </w:rPr>
-              <w:t>- Các bạn khác lắng nghe, nhận xét.</w:t>
-            </w:r>
-          </w:p>
-          <w:p>
-            <w:pPr>
-              <w:spacing w:line="276" w:lineRule="auto" w:after="40"/>
-              <w:jc w:val="left"/>
-            </w:pPr>
-            <w:r>
-              <w:rPr>
-                <w:rFonts w:ascii="Times New Roman" w:hAnsi="Times New Roman" w:eastAsia="Times New Roman"/>
-                <w:b w:val="0"/>
-                <w:i w:val="0"/>
-                <w:sz w:val="26"/>
-              </w:rPr>
-              <w:t>Bước 4: Đánh giá kết quả thực hiện nhiệm vụ:</w:t>
-            </w:r>
-          </w:p>
-          <w:p>
-            <w:pPr>
-              <w:spacing w:line="276" w:lineRule="auto" w:after="40"/>
-              <w:jc w:val="left"/>
-            </w:pPr>
-            <w:r>
-              <w:rPr>
-                <w:rFonts w:ascii="Times New Roman" w:hAnsi="Times New Roman" w:eastAsia="Times New Roman"/>
-                <w:b w:val="0"/>
-                <w:i w:val="0"/>
-                <w:sz w:val="26"/>
-              </w:rPr>
-              <w:t>- GV nhận xét, chuẩn hóa và dẫn dắt vào bài mới.</w:t>
+                <w:color w:val="000000"/>
+                <w:sz w:val="26"/>
+              </w:rPr>
+              <w:t>- GV dẫn dắt: Để làm được điều đó, các máy tính phải được kết nối với nhau thành một hệ thống gọi là MẠNG MÁY TÍNH!</w:t>
             </w:r>
           </w:p>
         </w:tc>
@@ -1015,33 +1057,68 @@
           </w:tcPr>
           <w:p>
             <w:pPr>
-              <w:spacing w:line="276" w:lineRule="auto" w:after="40"/>
-              <w:jc w:val="left"/>
+              <w:spacing w:after="60" w:line="276" w:lineRule="auto"/>
             </w:pPr>
             <w:r/>
             <w:r>
               <w:rPr>
-                <w:rFonts w:ascii="Times New Roman" w:hAnsi="Times New Roman" w:eastAsia="Times New Roman"/>
+                <w:rFonts w:ascii="Times New Roman" w:hAnsi="Times New Roman"/>
+                <w:b/>
+                <w:i w:val="0"/>
+                <w:color w:val="000000"/>
+                <w:sz w:val="26"/>
+              </w:rPr>
+              <w:t>1. Hoạt động MỞ ĐẦU (5 phút)</w:t>
+            </w:r>
+          </w:p>
+          <w:p>
+            <w:pPr>
+              <w:spacing w:after="60" w:line="276" w:lineRule="auto"/>
+            </w:pPr>
+            <w:r>
+              <w:rPr>
+                <w:rFonts w:ascii="Times New Roman" w:hAnsi="Times New Roman"/>
+                <w:b/>
+                <w:i/>
+                <w:color w:val="000000"/>
+                <w:sz w:val="26"/>
+              </w:rPr>
+              <w:t>*Mục tiêu: Đặt vấn đề kết nối giữa các máy tính trong phòng thực hành để chia sẻ tài liệu và dùng chung máy in.</w:t>
+            </w:r>
+          </w:p>
+          <w:p>
+            <w:pPr>
+              <w:spacing w:after="60" w:line="276" w:lineRule="auto"/>
+            </w:pPr>
+          </w:p>
+          <w:p>
+            <w:pPr>
+              <w:spacing w:after="60" w:line="276" w:lineRule="auto"/>
+            </w:pPr>
+            <w:r>
+              <w:rPr>
+                <w:rFonts w:ascii="Times New Roman" w:hAnsi="Times New Roman"/>
                 <w:b w:val="0"/>
                 <w:i w:val="0"/>
-                <w:sz w:val="26"/>
-              </w:rPr>
-              <w:t>HS nhận diện được vấn đề bài học.</w:t>
-            </w:r>
-          </w:p>
-          <w:p>
-            <w:pPr>
-              <w:spacing w:line="276" w:lineRule="auto" w:after="40"/>
-              <w:jc w:val="left"/>
-            </w:pPr>
-            <w:r>
-              <w:rPr>
-                <w:rFonts w:ascii="Times New Roman" w:hAnsi="Times New Roman" w:eastAsia="Times New Roman"/>
+                <w:color w:val="000000"/>
+                <w:sz w:val="26"/>
+              </w:rPr>
+              <w:t>- HS suy nghĩ và trả lời: Nối dây mạng, kết nối máy in vào mạng chung.</w:t>
+            </w:r>
+          </w:p>
+          <w:p>
+            <w:pPr>
+              <w:spacing w:after="60" w:line="276" w:lineRule="auto"/>
+            </w:pPr>
+            <w:r>
+              <w:rPr>
+                <w:rFonts w:ascii="Times New Roman" w:hAnsi="Times New Roman"/>
                 <w:b w:val="0"/>
                 <w:i w:val="0"/>
-                <w:sz w:val="26"/>
-              </w:rPr>
-              <w:t>HS hứng thú, sẵn sàng tìm hiểu nội dung mới.</w:t>
+                <w:color w:val="000000"/>
+                <w:sz w:val="26"/>
+              </w:rPr>
+              <w:t>- HS nhận biết nhu cầu chia sẻ tài nguyên giữa các máy tính.</w:t>
             </w:r>
           </w:p>
         </w:tc>
@@ -1061,7 +1138,7 @@
       </w:pPr>
       <w:r>
         <w:rPr>
-          <w:rFonts w:ascii="Times New Roman" w:hAnsi="Times New Roman" w:eastAsia="Times New Roman"/>
+          <w:rFonts w:ascii="Times New Roman" w:hAnsi="Times New Roman" w:eastAsia="Times New Roman" w:cs="Times New Roman"/>
           <w:b/>
           <w:i w:val="0"/>
           <w:sz w:val="26"/>
@@ -1077,7 +1154,7 @@
       </w:pPr>
       <w:r>
         <w:rPr>
-          <w:rFonts w:ascii="Times New Roman" w:hAnsi="Times New Roman" w:eastAsia="Times New Roman"/>
+          <w:rFonts w:ascii="Times New Roman" w:hAnsi="Times New Roman" w:eastAsia="Times New Roman" w:cs="Times New Roman"/>
           <w:b/>
           <w:i w:val="0"/>
           <w:sz w:val="26"/>
@@ -1086,7 +1163,7 @@
       </w:r>
       <w:r>
         <w:rPr>
-          <w:rFonts w:ascii="Times New Roman" w:hAnsi="Times New Roman" w:eastAsia="Times New Roman"/>
+          <w:rFonts w:ascii="Times New Roman" w:hAnsi="Times New Roman" w:eastAsia="Times New Roman" w:cs="Times New Roman"/>
           <w:b w:val="0"/>
           <w:i/>
           <w:sz w:val="26"/>
@@ -1102,7 +1179,7 @@
       </w:pPr>
       <w:r>
         <w:rPr>
-          <w:rFonts w:ascii="Times New Roman" w:hAnsi="Times New Roman" w:eastAsia="Times New Roman"/>
+          <w:rFonts w:ascii="Times New Roman" w:hAnsi="Times New Roman" w:eastAsia="Times New Roman" w:cs="Times New Roman"/>
           <w:b/>
           <w:i w:val="0"/>
           <w:sz w:val="26"/>
@@ -1111,7 +1188,7 @@
       </w:r>
       <w:r>
         <w:rPr>
-          <w:rFonts w:ascii="Times New Roman" w:hAnsi="Times New Roman" w:eastAsia="Times New Roman"/>
+          <w:rFonts w:ascii="Times New Roman" w:hAnsi="Times New Roman" w:eastAsia="Times New Roman" w:cs="Times New Roman"/>
           <w:b w:val="0"/>
           <w:i/>
           <w:sz w:val="26"/>
@@ -1127,7 +1204,7 @@
       </w:pPr>
       <w:r>
         <w:rPr>
-          <w:rFonts w:ascii="Times New Roman" w:hAnsi="Times New Roman" w:eastAsia="Times New Roman"/>
+          <w:rFonts w:ascii="Times New Roman" w:hAnsi="Times New Roman" w:eastAsia="Times New Roman" w:cs="Times New Roman"/>
           <w:b/>
           <w:i w:val="0"/>
           <w:sz w:val="26"/>
@@ -1136,7 +1213,7 @@
       </w:r>
       <w:r>
         <w:rPr>
-          <w:rFonts w:ascii="Times New Roman" w:hAnsi="Times New Roman" w:eastAsia="Times New Roman"/>
+          <w:rFonts w:ascii="Times New Roman" w:hAnsi="Times New Roman" w:eastAsia="Times New Roman" w:cs="Times New Roman"/>
           <w:b w:val="0"/>
           <w:i/>
           <w:sz w:val="26"/>
@@ -1152,7 +1229,7 @@
       </w:pPr>
       <w:r>
         <w:rPr>
-          <w:rFonts w:ascii="Times New Roman" w:hAnsi="Times New Roman" w:eastAsia="Times New Roman"/>
+          <w:rFonts w:ascii="Times New Roman" w:hAnsi="Times New Roman" w:eastAsia="Times New Roman" w:cs="Times New Roman"/>
           <w:b/>
           <w:i w:val="0"/>
           <w:sz w:val="26"/>
@@ -1193,10 +1270,15 @@
               <w:spacing w:line="276" w:lineRule="auto" w:after="40"/>
               <w:jc w:val="center"/>
             </w:pPr>
-            <w:r/>
-            <w:r>
-              <w:rPr>
-                <w:rFonts w:ascii="Times New Roman" w:hAnsi="Times New Roman" w:eastAsia="Times New Roman"/>
+            <w:r>
+              <w:rPr>
+                <w:rFonts w:ascii="Times New Roman" w:hAnsi="Times New Roman" w:cs="Times New Roman"/>
+                <w:sz w:val="26"/>
+              </w:rPr>
+            </w:r>
+            <w:r>
+              <w:rPr>
+                <w:rFonts w:ascii="Times New Roman" w:hAnsi="Times New Roman" w:eastAsia="Times New Roman" w:cs="Times New Roman"/>
                 <w:b/>
                 <w:i w:val="0"/>
                 <w:sz w:val="26"/>
@@ -1220,10 +1302,15 @@
               <w:spacing w:line="276" w:lineRule="auto" w:after="40"/>
               <w:jc w:val="center"/>
             </w:pPr>
-            <w:r/>
-            <w:r>
-              <w:rPr>
-                <w:rFonts w:ascii="Times New Roman" w:hAnsi="Times New Roman" w:eastAsia="Times New Roman"/>
+            <w:r>
+              <w:rPr>
+                <w:rFonts w:ascii="Times New Roman" w:hAnsi="Times New Roman" w:cs="Times New Roman"/>
+                <w:sz w:val="26"/>
+              </w:rPr>
+            </w:r>
+            <w:r>
+              <w:rPr>
+                <w:rFonts w:ascii="Times New Roman" w:hAnsi="Times New Roman" w:eastAsia="Times New Roman" w:cs="Times New Roman"/>
                 <w:b/>
                 <w:i w:val="0"/>
                 <w:sz w:val="26"/>
@@ -1246,153 +1333,258 @@
           </w:tcPr>
           <w:p>
             <w:pPr>
-              <w:spacing w:line="276" w:lineRule="auto" w:after="40"/>
-              <w:jc w:val="left"/>
+              <w:spacing w:after="60" w:line="276" w:lineRule="auto"/>
             </w:pPr>
             <w:r/>
             <w:r>
               <w:rPr>
-                <w:rFonts w:ascii="Times New Roman" w:hAnsi="Times New Roman" w:eastAsia="Times New Roman"/>
+                <w:rFonts w:ascii="Times New Roman" w:hAnsi="Times New Roman"/>
+                <w:b/>
+                <w:i w:val="0"/>
+                <w:color w:val="000000"/>
+                <w:sz w:val="26"/>
+              </w:rPr>
+              <w:t>2. HOẠT ĐỘNG HÌNH THÀNH KIẾN THỨC MỚI (15 phút)</w:t>
+            </w:r>
+          </w:p>
+          <w:p>
+            <w:pPr>
+              <w:spacing w:after="60" w:line="276" w:lineRule="auto"/>
+            </w:pPr>
+            <w:r>
+              <w:rPr>
+                <w:rFonts w:ascii="Times New Roman" w:hAnsi="Times New Roman"/>
+                <w:b/>
+                <w:i/>
+                <w:color w:val="000000"/>
+                <w:sz w:val="26"/>
+              </w:rPr>
+              <w:t>*Mục tiêu: HS nêu được khái niệm mạng máy tính và phân tích 3 thành phần cấu tạo nên mạng.</w:t>
+            </w:r>
+          </w:p>
+          <w:p>
+            <w:pPr>
+              <w:spacing w:after="60" w:line="276" w:lineRule="auto"/>
+            </w:pPr>
+          </w:p>
+          <w:p>
+            <w:pPr>
+              <w:spacing w:after="60" w:line="276" w:lineRule="auto"/>
+            </w:pPr>
+            <w:r>
+              <w:rPr>
+                <w:rFonts w:ascii="Times New Roman" w:hAnsi="Times New Roman"/>
+                <w:b/>
+                <w:i/>
+                <w:color w:val="000000"/>
+                <w:sz w:val="26"/>
+              </w:rPr>
+              <w:t>Nội dung 1: Khái niệm mạng máy tính (7 phút)</w:t>
+            </w:r>
+          </w:p>
+          <w:p>
+            <w:pPr>
+              <w:spacing w:after="60" w:line="276" w:lineRule="auto"/>
+            </w:pPr>
+            <w:r>
+              <w:rPr>
+                <w:rFonts w:ascii="Times New Roman" w:hAnsi="Times New Roman"/>
                 <w:b w:val="0"/>
                 <w:i w:val="0"/>
-                <w:sz w:val="26"/>
-              </w:rPr>
-              <w:t>Bước 1: Chuyển giao nhiệm vụ học tập:</w:t>
-            </w:r>
-          </w:p>
-          <w:p>
-            <w:pPr>
-              <w:spacing w:line="276" w:lineRule="auto" w:after="40"/>
-              <w:jc w:val="left"/>
-            </w:pPr>
-            <w:r>
-              <w:rPr>
-                <w:rFonts w:ascii="Times New Roman" w:hAnsi="Times New Roman" w:eastAsia="Times New Roman"/>
+                <w:color w:val="000000"/>
+                <w:sz w:val="26"/>
+              </w:rPr>
+              <w:t>GV: Chiếu hình ảnh các máy tính liên kết trong phòng thực hành (SGK tr.17).</w:t>
+            </w:r>
+          </w:p>
+          <w:p>
+            <w:pPr>
+              <w:spacing w:before="80" w:after="80"/>
+              <w:jc w:val="center"/>
+            </w:pPr>
+            <w:r>
+              <w:drawing>
+                <wp:inline xmlns:a="http://schemas.openxmlformats.org/drawingml/2006/main" xmlns:pic="http://schemas.openxmlformats.org/drawingml/2006/picture">
+                  <wp:extent cx="2560320" cy="3660808"/>
+                  <wp:docPr id="1" name="Picture 1"/>
+                  <wp:cNvGraphicFramePr>
+                    <a:graphicFrameLocks noChangeAspect="1"/>
+                  </wp:cNvGraphicFramePr>
+                  <a:graphic>
+                    <a:graphicData uri="http://schemas.openxmlformats.org/drawingml/2006/picture">
+                      <pic:pic>
+                        <pic:nvPicPr>
+                          <pic:cNvPr id="0" name="p17.png"/>
+                          <pic:cNvPicPr/>
+                        </pic:nvPicPr>
+                        <pic:blipFill>
+                          <a:blip r:embed="rId16"/>
+                          <a:stretch>
+                            <a:fillRect/>
+                          </a:stretch>
+                        </pic:blipFill>
+                        <pic:spPr>
+                          <a:xfrm>
+                            <a:off x="0" y="0"/>
+                            <a:ext cx="2560320" cy="3660808"/>
+                          </a:xfrm>
+                          <a:prstGeom prst="rect"/>
+                        </pic:spPr>
+                      </pic:pic>
+                    </a:graphicData>
+                  </a:graphic>
+                </wp:inline>
+              </w:drawing>
+            </w:r>
+          </w:p>
+          <w:p>
+            <w:pPr>
+              <w:spacing w:after="60" w:line="276" w:lineRule="auto"/>
+            </w:pPr>
+            <w:r>
+              <w:rPr>
+                <w:rFonts w:ascii="Times New Roman" w:hAnsi="Times New Roman"/>
                 <w:b w:val="0"/>
                 <w:i w:val="0"/>
-                <w:sz w:val="26"/>
-              </w:rPr>
-              <w:t>- GV giao nhiệm vụ: đọc SGK và theo dõi thao tác mẫu trên máy chiếu.</w:t>
-            </w:r>
-          </w:p>
-          <w:p>
-            <w:pPr>
-              <w:spacing w:line="276" w:lineRule="auto" w:after="40"/>
-              <w:jc w:val="left"/>
-            </w:pPr>
-            <w:r>
-              <w:rPr>
-                <w:rFonts w:ascii="Times New Roman" w:hAnsi="Times New Roman" w:eastAsia="Times New Roman"/>
+                <w:color w:val="000000"/>
+                <w:sz w:val="26"/>
+              </w:rPr>
+              <w:t>- Định nghĩa: Mạng máy tính là một nhóm các máy tính và thiết bị được kết nối với nhau để truyền thông tin và chia sẻ tài nguyên.</w:t>
+            </w:r>
+          </w:p>
+          <w:p>
+            <w:pPr>
+              <w:spacing w:after="60" w:line="276" w:lineRule="auto"/>
+            </w:pPr>
+            <w:r>
+              <w:rPr>
+                <w:rFonts w:ascii="Times New Roman" w:hAnsi="Times New Roman"/>
                 <w:b w:val="0"/>
                 <w:i w:val="0"/>
-                <w:sz w:val="26"/>
-              </w:rPr>
-              <w:t>Bước 2: Học sinh tiếp nhận nhiệm vụ học tập:</w:t>
-            </w:r>
-          </w:p>
-          <w:p>
-            <w:pPr>
-              <w:spacing w:line="276" w:lineRule="auto" w:after="40"/>
-              <w:jc w:val="left"/>
-            </w:pPr>
-            <w:r>
-              <w:rPr>
-                <w:rFonts w:ascii="Times New Roman" w:hAnsi="Times New Roman" w:eastAsia="Times New Roman"/>
+                <w:color w:val="000000"/>
+                <w:sz w:val="26"/>
+              </w:rPr>
+              <w:t>- Nhấn mạnh: Cần ít nhất 2 thiết bị kết nối với nhau mới tạo thành mạng!</w:t>
+            </w:r>
+          </w:p>
+          <w:p>
+            <w:pPr>
+              <w:spacing w:after="60" w:line="276" w:lineRule="auto"/>
+            </w:pPr>
+          </w:p>
+          <w:p>
+            <w:pPr>
+              <w:spacing w:after="60" w:line="276" w:lineRule="auto"/>
+            </w:pPr>
+            <w:r>
+              <w:rPr>
+                <w:rFonts w:ascii="Times New Roman" w:hAnsi="Times New Roman"/>
+                <w:b/>
+                <w:i/>
+                <w:color w:val="000000"/>
+                <w:sz w:val="26"/>
+              </w:rPr>
+              <w:t>Nội dung 2: Các thành phần của mạng máy tính (8 phút)</w:t>
+            </w:r>
+          </w:p>
+          <w:p>
+            <w:pPr>
+              <w:spacing w:after="60" w:line="276" w:lineRule="auto"/>
+            </w:pPr>
+            <w:r>
+              <w:rPr>
+                <w:rFonts w:ascii="Times New Roman" w:hAnsi="Times New Roman"/>
                 <w:b w:val="0"/>
                 <w:i w:val="0"/>
-                <w:sz w:val="26"/>
-              </w:rPr>
-              <w:t>- HS mở SGK trang tương ứng và quan sát màn chiếu.</w:t>
-            </w:r>
-          </w:p>
-          <w:p>
-            <w:pPr>
-              <w:spacing w:line="276" w:lineRule="auto" w:after="40"/>
-              <w:jc w:val="left"/>
-            </w:pPr>
-            <w:r>
-              <w:rPr>
-                <w:rFonts w:ascii="Times New Roman" w:hAnsi="Times New Roman" w:eastAsia="Times New Roman"/>
+                <w:color w:val="000000"/>
+                <w:sz w:val="26"/>
+              </w:rPr>
+              <w:t>GV: Chiếu sơ đồ 3 thành phần của mạng máy tính.</w:t>
+            </w:r>
+          </w:p>
+          <w:p>
+            <w:pPr>
+              <w:spacing w:before="80" w:after="80"/>
+              <w:jc w:val="center"/>
+            </w:pPr>
+            <w:r>
+              <w:drawing>
+                <wp:inline xmlns:a="http://schemas.openxmlformats.org/drawingml/2006/main" xmlns:pic="http://schemas.openxmlformats.org/drawingml/2006/picture">
+                  <wp:extent cx="2926080" cy="1341120"/>
+                  <wp:docPr id="2" name="Picture 2"/>
+                  <wp:cNvGraphicFramePr>
+                    <a:graphicFrameLocks noChangeAspect="1"/>
+                  </wp:cNvGraphicFramePr>
+                  <a:graphic>
+                    <a:graphicData uri="http://schemas.openxmlformats.org/drawingml/2006/picture">
+                      <pic:pic>
+                        <pic:nvPicPr>
+                          <pic:cNvPr id="0" name="network_components_diagram_vn.png"/>
+                          <pic:cNvPicPr/>
+                        </pic:nvPicPr>
+                        <pic:blipFill>
+                          <a:blip r:embed="rId17"/>
+                          <a:stretch>
+                            <a:fillRect/>
+                          </a:stretch>
+                        </pic:blipFill>
+                        <pic:spPr>
+                          <a:xfrm>
+                            <a:off x="0" y="0"/>
+                            <a:ext cx="2926080" cy="1341120"/>
+                          </a:xfrm>
+                          <a:prstGeom prst="rect"/>
+                        </pic:spPr>
+                      </pic:pic>
+                    </a:graphicData>
+                  </a:graphic>
+                </wp:inline>
+              </w:drawing>
+            </w:r>
+          </w:p>
+          <w:p>
+            <w:pPr>
+              <w:spacing w:after="60" w:line="276" w:lineRule="auto"/>
+            </w:pPr>
+            <w:r>
+              <w:rPr>
+                <w:rFonts w:ascii="Times New Roman" w:hAnsi="Times New Roman"/>
                 <w:b w:val="0"/>
                 <w:i w:val="0"/>
-                <w:sz w:val="26"/>
-              </w:rPr>
-              <w:t>- HS ghi chép từ khóa chính vào vở.</w:t>
-            </w:r>
-          </w:p>
-          <w:p>
-            <w:pPr>
-              <w:spacing w:line="276" w:lineRule="auto" w:after="40"/>
-              <w:jc w:val="left"/>
-            </w:pPr>
-            <w:r>
-              <w:rPr>
-                <w:rFonts w:ascii="Times New Roman" w:hAnsi="Times New Roman" w:eastAsia="Times New Roman"/>
+                <w:color w:val="000000"/>
+                <w:sz w:val="26"/>
+              </w:rPr>
+              <w:t>- 1. Thiết bị đầu cuối: Máy tính để bàn, laptop, smartphone, máy in, camera... (nơi gửi và nhận dữ liệu).</w:t>
+            </w:r>
+          </w:p>
+          <w:p>
+            <w:pPr>
+              <w:spacing w:after="60" w:line="276" w:lineRule="auto"/>
+            </w:pPr>
+            <w:r>
+              <w:rPr>
+                <w:rFonts w:ascii="Times New Roman" w:hAnsi="Times New Roman"/>
                 <w:b w:val="0"/>
                 <w:i w:val="0"/>
-                <w:sz w:val="26"/>
-              </w:rPr>
-              <w:t>Bước 3: Báo cáo kết quả hoạt động:</w:t>
-            </w:r>
-          </w:p>
-          <w:p>
-            <w:pPr>
-              <w:spacing w:line="276" w:lineRule="auto" w:after="40"/>
-              <w:jc w:val="left"/>
-            </w:pPr>
-            <w:r>
-              <w:rPr>
-                <w:rFonts w:ascii="Times New Roman" w:hAnsi="Times New Roman" w:eastAsia="Times New Roman"/>
+                <w:color w:val="000000"/>
+                <w:sz w:val="26"/>
+              </w:rPr>
+              <w:t>- 2. Thiết bị kết nối: Cáp mạng, sóng Wi-Fi, bộ chuyển mạch (Switch), bộ định tuyến (Router), Modem.</w:t>
+            </w:r>
+          </w:p>
+          <w:p>
+            <w:pPr>
+              <w:spacing w:after="60" w:line="276" w:lineRule="auto"/>
+            </w:pPr>
+            <w:r>
+              <w:rPr>
+                <w:rFonts w:ascii="Times New Roman" w:hAnsi="Times New Roman"/>
                 <w:b w:val="0"/>
                 <w:i w:val="0"/>
-                <w:sz w:val="26"/>
-              </w:rPr>
-              <w:t>- 1-2 HS lên máy GV thực hiện lại thao tác mẫu.</w:t>
-            </w:r>
-          </w:p>
-          <w:p>
-            <w:pPr>
-              <w:spacing w:line="276" w:lineRule="auto" w:after="40"/>
-              <w:jc w:val="left"/>
-            </w:pPr>
-            <w:r>
-              <w:rPr>
-                <w:rFonts w:ascii="Times New Roman" w:hAnsi="Times New Roman" w:eastAsia="Times New Roman"/>
-                <w:b w:val="0"/>
-                <w:i w:val="0"/>
-                <w:sz w:val="26"/>
-              </w:rPr>
-              <w:t>- Cả lớp quan sát, nhận xét.</w:t>
-            </w:r>
-          </w:p>
-          <w:p>
-            <w:pPr>
-              <w:spacing w:line="276" w:lineRule="auto" w:after="40"/>
-              <w:jc w:val="left"/>
-            </w:pPr>
-            <w:r>
-              <w:rPr>
-                <w:rFonts w:ascii="Times New Roman" w:hAnsi="Times New Roman" w:eastAsia="Times New Roman"/>
-                <w:b w:val="0"/>
-                <w:i w:val="0"/>
-                <w:sz w:val="26"/>
-              </w:rPr>
-              <w:t>Bước 4: Đánh giá kết quả thực hiện nhiệm vụ:</w:t>
-            </w:r>
-          </w:p>
-          <w:p>
-            <w:pPr>
-              <w:spacing w:line="276" w:lineRule="auto" w:after="40"/>
-              <w:jc w:val="left"/>
-            </w:pPr>
-            <w:r>
-              <w:rPr>
-                <w:rFonts w:ascii="Times New Roman" w:hAnsi="Times New Roman" w:eastAsia="Times New Roman"/>
-                <w:b w:val="0"/>
-                <w:i w:val="0"/>
-                <w:sz w:val="26"/>
-              </w:rPr>
-              <w:t>- GV chuẩn hóa kiến thức lý thuyết và chốt quy trình thao tác.</w:t>
+                <w:color w:val="000000"/>
+                <w:sz w:val="26"/>
+              </w:rPr>
+              <w:t>- 3. Phần mềm mạng: Ứng dụng, trình duyệt, hệ điều hành mạng giúp thiết bị trao đổi dữ liệu theo giao thức chung.</w:t>
             </w:r>
           </w:p>
         </w:tc>
@@ -1408,33 +1600,83 @@
           </w:tcPr>
           <w:p>
             <w:pPr>
-              <w:spacing w:line="276" w:lineRule="auto" w:after="40"/>
-              <w:jc w:val="left"/>
+              <w:spacing w:after="60" w:line="276" w:lineRule="auto"/>
             </w:pPr>
             <w:r/>
             <w:r>
               <w:rPr>
-                <w:rFonts w:ascii="Times New Roman" w:hAnsi="Times New Roman" w:eastAsia="Times New Roman"/>
+                <w:rFonts w:ascii="Times New Roman" w:hAnsi="Times New Roman"/>
+                <w:b/>
+                <w:i w:val="0"/>
+                <w:color w:val="000000"/>
+                <w:sz w:val="26"/>
+              </w:rPr>
+              <w:t>2. HOẠT ĐỘNG HÌNH THÀNH KIẾN THỨC MỚI (15 phút)</w:t>
+            </w:r>
+          </w:p>
+          <w:p>
+            <w:pPr>
+              <w:spacing w:after="60" w:line="276" w:lineRule="auto"/>
+            </w:pPr>
+            <w:r>
+              <w:rPr>
+                <w:rFonts w:ascii="Times New Roman" w:hAnsi="Times New Roman"/>
+                <w:b/>
+                <w:i/>
+                <w:color w:val="000000"/>
+                <w:sz w:val="26"/>
+              </w:rPr>
+              <w:t>*Mục tiêu: HS nêu được khái niệm mạng máy tính và phân tích 3 thành phần cấu tạo nên mạng.</w:t>
+            </w:r>
+          </w:p>
+          <w:p>
+            <w:pPr>
+              <w:spacing w:after="60" w:line="276" w:lineRule="auto"/>
+            </w:pPr>
+          </w:p>
+          <w:p>
+            <w:pPr>
+              <w:spacing w:after="60" w:line="276" w:lineRule="auto"/>
+            </w:pPr>
+            <w:r>
+              <w:rPr>
+                <w:rFonts w:ascii="Times New Roman" w:hAnsi="Times New Roman"/>
                 <w:b w:val="0"/>
                 <w:i w:val="0"/>
-                <w:sz w:val="26"/>
-              </w:rPr>
-              <w:t>Kiến thức lý thuyết chuẩn.</w:t>
-            </w:r>
-          </w:p>
-          <w:p>
-            <w:pPr>
-              <w:spacing w:line="276" w:lineRule="auto" w:after="40"/>
-              <w:jc w:val="left"/>
-            </w:pPr>
-            <w:r>
-              <w:rPr>
-                <w:rFonts w:ascii="Times New Roman" w:hAnsi="Times New Roman" w:eastAsia="Times New Roman"/>
+                <w:color w:val="000000"/>
+                <w:sz w:val="26"/>
+              </w:rPr>
+              <w:t>- HS ghi nhận khái niệm mạng máy tính.</w:t>
+            </w:r>
+          </w:p>
+          <w:p>
+            <w:pPr>
+              <w:spacing w:after="60" w:line="276" w:lineRule="auto"/>
+            </w:pPr>
+            <w:r>
+              <w:rPr>
+                <w:rFonts w:ascii="Times New Roman" w:hAnsi="Times New Roman"/>
                 <w:b w:val="0"/>
                 <w:i w:val="0"/>
-                <w:sz w:val="26"/>
-              </w:rPr>
-              <w:t>Quy trình thao tác đúng.</w:t>
+                <w:color w:val="000000"/>
+                <w:sz w:val="26"/>
+              </w:rPr>
+              <w:t>- HS quan sát các thiết bị thật trong phòng máy (dây mạng, router treo tường, cổng cắm RJ45).</w:t>
+            </w:r>
+          </w:p>
+          <w:p>
+            <w:pPr>
+              <w:spacing w:after="60" w:line="276" w:lineRule="auto"/>
+            </w:pPr>
+            <w:r>
+              <w:rPr>
+                <w:rFonts w:ascii="Times New Roman" w:hAnsi="Times New Roman"/>
+                <w:b w:val="0"/>
+                <w:i w:val="0"/>
+                <w:color w:val="000000"/>
+                <w:sz w:val="26"/>
+              </w:rPr>
+              <w:t>- HS phân loại chính xác 3 thành phần: Thiết bị đầu cuối, Thiết bị kết nối, Phần mềm mạng.</w:t>
             </w:r>
           </w:p>
         </w:tc>
@@ -1454,7 +1696,7 @@
       </w:pPr>
       <w:r>
         <w:rPr>
-          <w:rFonts w:ascii="Times New Roman" w:hAnsi="Times New Roman" w:eastAsia="Times New Roman"/>
+          <w:rFonts w:ascii="Times New Roman" w:hAnsi="Times New Roman" w:eastAsia="Times New Roman" w:cs="Times New Roman"/>
           <w:b/>
           <w:i w:val="0"/>
           <w:sz w:val="26"/>
@@ -1470,7 +1712,7 @@
       </w:pPr>
       <w:r>
         <w:rPr>
-          <w:rFonts w:ascii="Times New Roman" w:hAnsi="Times New Roman" w:eastAsia="Times New Roman"/>
+          <w:rFonts w:ascii="Times New Roman" w:hAnsi="Times New Roman" w:eastAsia="Times New Roman" w:cs="Times New Roman"/>
           <w:b/>
           <w:i w:val="0"/>
           <w:sz w:val="26"/>
@@ -1479,7 +1721,7 @@
       </w:r>
       <w:r>
         <w:rPr>
-          <w:rFonts w:ascii="Times New Roman" w:hAnsi="Times New Roman" w:eastAsia="Times New Roman"/>
+          <w:rFonts w:ascii="Times New Roman" w:hAnsi="Times New Roman" w:eastAsia="Times New Roman" w:cs="Times New Roman"/>
           <w:b w:val="0"/>
           <w:i/>
           <w:sz w:val="26"/>
@@ -1495,7 +1737,7 @@
       </w:pPr>
       <w:r>
         <w:rPr>
-          <w:rFonts w:ascii="Times New Roman" w:hAnsi="Times New Roman" w:eastAsia="Times New Roman"/>
+          <w:rFonts w:ascii="Times New Roman" w:hAnsi="Times New Roman" w:eastAsia="Times New Roman" w:cs="Times New Roman"/>
           <w:b/>
           <w:i w:val="0"/>
           <w:sz w:val="26"/>
@@ -1504,7 +1746,7 @@
       </w:r>
       <w:r>
         <w:rPr>
-          <w:rFonts w:ascii="Times New Roman" w:hAnsi="Times New Roman" w:eastAsia="Times New Roman"/>
+          <w:rFonts w:ascii="Times New Roman" w:hAnsi="Times New Roman" w:eastAsia="Times New Roman" w:cs="Times New Roman"/>
           <w:b w:val="0"/>
           <w:i/>
           <w:sz w:val="26"/>
@@ -1520,7 +1762,7 @@
       </w:pPr>
       <w:r>
         <w:rPr>
-          <w:rFonts w:ascii="Times New Roman" w:hAnsi="Times New Roman" w:eastAsia="Times New Roman"/>
+          <w:rFonts w:ascii="Times New Roman" w:hAnsi="Times New Roman" w:eastAsia="Times New Roman" w:cs="Times New Roman"/>
           <w:b/>
           <w:i w:val="0"/>
           <w:sz w:val="26"/>
@@ -1529,7 +1771,7 @@
       </w:r>
       <w:r>
         <w:rPr>
-          <w:rFonts w:ascii="Times New Roman" w:hAnsi="Times New Roman" w:eastAsia="Times New Roman"/>
+          <w:rFonts w:ascii="Times New Roman" w:hAnsi="Times New Roman" w:eastAsia="Times New Roman" w:cs="Times New Roman"/>
           <w:b w:val="0"/>
           <w:i/>
           <w:sz w:val="26"/>
@@ -1545,7 +1787,7 @@
       </w:pPr>
       <w:r>
         <w:rPr>
-          <w:rFonts w:ascii="Times New Roman" w:hAnsi="Times New Roman" w:eastAsia="Times New Roman"/>
+          <w:rFonts w:ascii="Times New Roman" w:hAnsi="Times New Roman" w:eastAsia="Times New Roman" w:cs="Times New Roman"/>
           <w:b/>
           <w:i w:val="0"/>
           <w:sz w:val="26"/>
@@ -1586,10 +1828,15 @@
               <w:spacing w:line="276" w:lineRule="auto" w:after="40"/>
               <w:jc w:val="center"/>
             </w:pPr>
-            <w:r/>
-            <w:r>
-              <w:rPr>
-                <w:rFonts w:ascii="Times New Roman" w:hAnsi="Times New Roman" w:eastAsia="Times New Roman"/>
+            <w:r>
+              <w:rPr>
+                <w:rFonts w:ascii="Times New Roman" w:hAnsi="Times New Roman" w:cs="Times New Roman"/>
+                <w:sz w:val="26"/>
+              </w:rPr>
+            </w:r>
+            <w:r>
+              <w:rPr>
+                <w:rFonts w:ascii="Times New Roman" w:hAnsi="Times New Roman" w:eastAsia="Times New Roman" w:cs="Times New Roman"/>
                 <w:b/>
                 <w:i w:val="0"/>
                 <w:sz w:val="26"/>
@@ -1613,10 +1860,15 @@
               <w:spacing w:line="276" w:lineRule="auto" w:after="40"/>
               <w:jc w:val="center"/>
             </w:pPr>
-            <w:r/>
-            <w:r>
-              <w:rPr>
-                <w:rFonts w:ascii="Times New Roman" w:hAnsi="Times New Roman" w:eastAsia="Times New Roman"/>
+            <w:r>
+              <w:rPr>
+                <w:rFonts w:ascii="Times New Roman" w:hAnsi="Times New Roman" w:cs="Times New Roman"/>
+                <w:sz w:val="26"/>
+              </w:rPr>
+            </w:r>
+            <w:r>
+              <w:rPr>
+                <w:rFonts w:ascii="Times New Roman" w:hAnsi="Times New Roman" w:eastAsia="Times New Roman" w:cs="Times New Roman"/>
                 <w:b/>
                 <w:i w:val="0"/>
                 <w:sz w:val="26"/>
@@ -1639,168 +1891,113 @@
           </w:tcPr>
           <w:p>
             <w:pPr>
-              <w:spacing w:line="276" w:lineRule="auto" w:after="40"/>
-              <w:jc w:val="left"/>
+              <w:spacing w:after="60" w:line="276" w:lineRule="auto"/>
             </w:pPr>
             <w:r/>
             <w:r>
               <w:rPr>
-                <w:rFonts w:ascii="Times New Roman" w:hAnsi="Times New Roman" w:eastAsia="Times New Roman"/>
+                <w:rFonts w:ascii="Times New Roman" w:hAnsi="Times New Roman"/>
+                <w:b/>
+                <w:i w:val="0"/>
+                <w:color w:val="000000"/>
+                <w:sz w:val="26"/>
+              </w:rPr>
+              <w:t>3. HĐ LUYỆN TẬP-THỰC HÀNH (10 phút)</w:t>
+            </w:r>
+          </w:p>
+          <w:p>
+            <w:pPr>
+              <w:spacing w:after="60" w:line="276" w:lineRule="auto"/>
+            </w:pPr>
+            <w:r>
+              <w:rPr>
+                <w:rFonts w:ascii="Times New Roman" w:hAnsi="Times New Roman"/>
+                <w:b/>
+                <w:i/>
+                <w:color w:val="000000"/>
+                <w:sz w:val="26"/>
+              </w:rPr>
+              <w:t>*Mục tiêu: HS củng cố kiến thức qua bài tập phân loại thiết bị mạng SGK tr.19.</w:t>
+            </w:r>
+          </w:p>
+          <w:p>
+            <w:pPr>
+              <w:spacing w:after="60" w:line="276" w:lineRule="auto"/>
+            </w:pPr>
+          </w:p>
+          <w:p>
+            <w:pPr>
+              <w:spacing w:after="60" w:line="276" w:lineRule="auto"/>
+            </w:pPr>
+            <w:r>
+              <w:rPr>
+                <w:rFonts w:ascii="Times New Roman" w:hAnsi="Times New Roman"/>
                 <w:b w:val="0"/>
                 <w:i w:val="0"/>
-                <w:sz w:val="26"/>
-              </w:rPr>
-              <w:t>Bước 1: Chuyển giao nhiệm vụ học tập:</w:t>
-            </w:r>
-          </w:p>
-          <w:p>
-            <w:pPr>
-              <w:spacing w:line="276" w:lineRule="auto" w:after="40"/>
-              <w:jc w:val="left"/>
-            </w:pPr>
-            <w:r>
-              <w:rPr>
-                <w:rFonts w:ascii="Times New Roman" w:hAnsi="Times New Roman" w:eastAsia="Times New Roman"/>
+                <w:color w:val="000000"/>
+                <w:sz w:val="26"/>
+              </w:rPr>
+              <w:t>GV: Chiếu danh sách các thiết bị sau: Máy in, Cáp mạng, Máy tính xách tay, Router Wi-Fi, Điện thoại thông minh, Bộ chuyển mạch Switch.</w:t>
+            </w:r>
+          </w:p>
+          <w:p>
+            <w:pPr>
+              <w:spacing w:after="60" w:line="276" w:lineRule="auto"/>
+            </w:pPr>
+            <w:r>
+              <w:rPr>
+                <w:rFonts w:ascii="Times New Roman" w:hAnsi="Times New Roman"/>
                 <w:b w:val="0"/>
                 <w:i w:val="0"/>
-                <w:sz w:val="26"/>
-              </w:rPr>
-              <w:t>- GV giao bài tập thực hành bài Bài 4. Mạng máy tính (Tiết 1) trên máy tính.</w:t>
-            </w:r>
-          </w:p>
-          <w:p>
-            <w:pPr>
-              <w:spacing w:line="276" w:lineRule="auto" w:after="40"/>
-              <w:jc w:val="left"/>
-            </w:pPr>
-            <w:r>
-              <w:rPr>
-                <w:rFonts w:ascii="Times New Roman" w:hAnsi="Times New Roman" w:eastAsia="Times New Roman"/>
+                <w:color w:val="000000"/>
+                <w:sz w:val="26"/>
+              </w:rPr>
+              <w:t>- Yêu cầu HS phân loại vào 2 cột:</w:t>
+            </w:r>
+          </w:p>
+          <w:p>
+            <w:pPr>
+              <w:spacing w:after="60" w:line="276" w:lineRule="auto"/>
+            </w:pPr>
+            <w:r>
+              <w:rPr>
+                <w:rFonts w:ascii="Times New Roman" w:hAnsi="Times New Roman"/>
                 <w:b w:val="0"/>
                 <w:i w:val="0"/>
-                <w:sz w:val="26"/>
-              </w:rPr>
-              <w:t>Bước 2: Học sinh tiếp nhận nhiệm vụ học tập:</w:t>
-            </w:r>
-          </w:p>
-          <w:p>
-            <w:pPr>
-              <w:spacing w:line="276" w:lineRule="auto" w:after="40"/>
-              <w:jc w:val="left"/>
-            </w:pPr>
-            <w:r>
-              <w:rPr>
-                <w:rFonts w:ascii="Times New Roman" w:hAnsi="Times New Roman" w:eastAsia="Times New Roman"/>
+                <w:color w:val="000000"/>
+                <w:sz w:val="26"/>
+              </w:rPr>
+              <w:t xml:space="preserve">  + Cột 1: Thiết bị đầu cuối.</w:t>
+            </w:r>
+          </w:p>
+          <w:p>
+            <w:pPr>
+              <w:spacing w:after="60" w:line="276" w:lineRule="auto"/>
+            </w:pPr>
+            <w:r>
+              <w:rPr>
+                <w:rFonts w:ascii="Times New Roman" w:hAnsi="Times New Roman"/>
                 <w:b w:val="0"/>
                 <w:i w:val="0"/>
-                <w:sz w:val="26"/>
-              </w:rPr>
-              <w:t>- HS mở phần mềm/tệp thực hành, bắt đầu làm bài.</w:t>
-            </w:r>
-          </w:p>
-          <w:p>
-            <w:pPr>
-              <w:spacing w:line="276" w:lineRule="auto" w:after="40"/>
-              <w:jc w:val="left"/>
-            </w:pPr>
-            <w:r>
-              <w:rPr>
-                <w:rFonts w:ascii="Times New Roman" w:hAnsi="Times New Roman" w:eastAsia="Times New Roman"/>
+                <w:color w:val="000000"/>
+                <w:sz w:val="26"/>
+              </w:rPr>
+              <w:t xml:space="preserve">  + Cột 2: Thiết bị kết nối.</w:t>
+            </w:r>
+          </w:p>
+          <w:p>
+            <w:pPr>
+              <w:spacing w:after="60" w:line="276" w:lineRule="auto"/>
+            </w:pPr>
+            <w:r>
+              <w:rPr>
+                <w:rFonts w:ascii="Times New Roman" w:hAnsi="Times New Roman"/>
                 <w:b w:val="0"/>
                 <w:i w:val="0"/>
-                <w:sz w:val="26"/>
-              </w:rPr>
-              <w:t>- HS trao đổi nhóm đôi khi gặp khó khăn.</w:t>
-            </w:r>
-          </w:p>
-          <w:p>
-            <w:pPr>
-              <w:spacing w:line="276" w:lineRule="auto" w:after="40"/>
-              <w:jc w:val="left"/>
-            </w:pPr>
-            <w:r>
-              <w:rPr>
-                <w:rFonts w:ascii="Times New Roman" w:hAnsi="Times New Roman" w:eastAsia="Times New Roman"/>
-                <w:b w:val="0"/>
-                <w:i w:val="0"/>
-                <w:sz w:val="26"/>
-              </w:rPr>
-              <w:t>Bước 3: Báo cáo kết quả hoạt động:</w:t>
-            </w:r>
-          </w:p>
-          <w:p>
-            <w:pPr>
-              <w:spacing w:line="276" w:lineRule="auto" w:after="40"/>
-              <w:jc w:val="left"/>
-            </w:pPr>
-            <w:r>
-              <w:rPr>
-                <w:rFonts w:ascii="Times New Roman" w:hAnsi="Times New Roman" w:eastAsia="Times New Roman"/>
-                <w:b w:val="0"/>
-                <w:i w:val="0"/>
-                <w:sz w:val="26"/>
-              </w:rPr>
-              <w:t>- GV kiểm tra sản phẩm tại máy.</w:t>
-            </w:r>
-          </w:p>
-          <w:p>
-            <w:pPr>
-              <w:spacing w:line="276" w:lineRule="auto" w:after="40"/>
-              <w:jc w:val="left"/>
-            </w:pPr>
-            <w:r>
-              <w:rPr>
-                <w:rFonts w:ascii="Times New Roman" w:hAnsi="Times New Roman" w:eastAsia="Times New Roman"/>
-                <w:b w:val="0"/>
-                <w:i w:val="0"/>
-                <w:sz w:val="26"/>
-              </w:rPr>
-              <w:t>- HS đổi chéo kiểm tra bài của nhau.</w:t>
-            </w:r>
-          </w:p>
-          <w:p>
-            <w:pPr>
-              <w:spacing w:line="276" w:lineRule="auto" w:after="40"/>
-              <w:jc w:val="left"/>
-            </w:pPr>
-            <w:r>
-              <w:rPr>
-                <w:rFonts w:ascii="Times New Roman" w:hAnsi="Times New Roman" w:eastAsia="Times New Roman"/>
-                <w:b w:val="0"/>
-                <w:i w:val="0"/>
-                <w:sz w:val="26"/>
-              </w:rPr>
-              <w:t>Bước 4: Đánh giá kết quả thực hiện nhiệm vụ:</w:t>
-            </w:r>
-          </w:p>
-          <w:p>
-            <w:pPr>
-              <w:spacing w:line="276" w:lineRule="auto" w:after="40"/>
-              <w:jc w:val="left"/>
-            </w:pPr>
-            <w:r>
-              <w:rPr>
-                <w:rFonts w:ascii="Times New Roman" w:hAnsi="Times New Roman" w:eastAsia="Times New Roman"/>
-                <w:b w:val="0"/>
-                <w:i w:val="0"/>
-                <w:sz w:val="26"/>
-              </w:rPr>
-              <w:t>- GV nhận xét, đánh giá kết quả thực hành.</w:t>
-            </w:r>
-          </w:p>
-          <w:p>
-            <w:pPr>
-              <w:spacing w:line="276" w:lineRule="auto" w:after="40"/>
-              <w:jc w:val="left"/>
-            </w:pPr>
-            <w:r>
-              <w:rPr>
-                <w:rFonts w:ascii="Times New Roman" w:hAnsi="Times New Roman" w:eastAsia="Times New Roman"/>
-                <w:b w:val="0"/>
-                <w:i w:val="0"/>
-                <w:sz w:val="26"/>
-              </w:rPr>
-              <w:t>- Tuyên dương HS làm tốt.</w:t>
+                <w:color w:val="000000"/>
+                <w:sz w:val="26"/>
+              </w:rPr>
+              <w:t>- GV gọi 2 HS lên bảng điền đáp án, cả lớp nhận xét.</w:t>
             </w:r>
           </w:p>
         </w:tc>
@@ -1816,33 +2013,98 @@
           </w:tcPr>
           <w:p>
             <w:pPr>
-              <w:spacing w:line="276" w:lineRule="auto" w:after="40"/>
-              <w:jc w:val="left"/>
+              <w:spacing w:after="60" w:line="276" w:lineRule="auto"/>
             </w:pPr>
             <w:r/>
             <w:r>
               <w:rPr>
-                <w:rFonts w:ascii="Times New Roman" w:hAnsi="Times New Roman" w:eastAsia="Times New Roman"/>
+                <w:rFonts w:ascii="Times New Roman" w:hAnsi="Times New Roman"/>
+                <w:b/>
+                <w:i w:val="0"/>
+                <w:color w:val="000000"/>
+                <w:sz w:val="26"/>
+              </w:rPr>
+              <w:t>3. HĐ LUYỆN TẬP-THỰC HÀNH (10 phút)</w:t>
+            </w:r>
+          </w:p>
+          <w:p>
+            <w:pPr>
+              <w:spacing w:after="60" w:line="276" w:lineRule="auto"/>
+            </w:pPr>
+            <w:r>
+              <w:rPr>
+                <w:rFonts w:ascii="Times New Roman" w:hAnsi="Times New Roman"/>
+                <w:b/>
+                <w:i/>
+                <w:color w:val="000000"/>
+                <w:sz w:val="26"/>
+              </w:rPr>
+              <w:t>*Mục tiêu: HS củng cố kiến thức qua bài tập phân loại thiết bị mạng SGK tr.19.</w:t>
+            </w:r>
+          </w:p>
+          <w:p>
+            <w:pPr>
+              <w:spacing w:after="60" w:line="276" w:lineRule="auto"/>
+            </w:pPr>
+          </w:p>
+          <w:p>
+            <w:pPr>
+              <w:spacing w:after="60" w:line="276" w:lineRule="auto"/>
+            </w:pPr>
+            <w:r>
+              <w:rPr>
+                <w:rFonts w:ascii="Times New Roman" w:hAnsi="Times New Roman"/>
                 <w:b w:val="0"/>
                 <w:i w:val="0"/>
-                <w:sz w:val="26"/>
-              </w:rPr>
-              <w:t>Sản phẩm thực hành hoàn thành.</w:t>
-            </w:r>
-          </w:p>
-          <w:p>
-            <w:pPr>
-              <w:spacing w:line="276" w:lineRule="auto" w:after="40"/>
-              <w:jc w:val="left"/>
-            </w:pPr>
-            <w:r>
-              <w:rPr>
-                <w:rFonts w:ascii="Times New Roman" w:hAnsi="Times New Roman" w:eastAsia="Times New Roman"/>
+                <w:color w:val="000000"/>
+                <w:sz w:val="26"/>
+              </w:rPr>
+              <w:t>- HS thảo luận nhóm và hoàn thành bảng:</w:t>
+            </w:r>
+          </w:p>
+          <w:p>
+            <w:pPr>
+              <w:spacing w:after="60" w:line="276" w:lineRule="auto"/>
+            </w:pPr>
+            <w:r>
+              <w:rPr>
+                <w:rFonts w:ascii="Times New Roman" w:hAnsi="Times New Roman"/>
                 <w:b w:val="0"/>
                 <w:i w:val="0"/>
-                <w:sz w:val="26"/>
-              </w:rPr>
-              <w:t>HS tự tin thao tác trên máy tính.</w:t>
+                <w:color w:val="000000"/>
+                <w:sz w:val="26"/>
+              </w:rPr>
+              <w:t xml:space="preserve">  + Thiết bị đầu cuối: Máy in, Máy tính xách tay, Điện thoại thông minh.</w:t>
+            </w:r>
+          </w:p>
+          <w:p>
+            <w:pPr>
+              <w:spacing w:after="60" w:line="276" w:lineRule="auto"/>
+            </w:pPr>
+            <w:r>
+              <w:rPr>
+                <w:rFonts w:ascii="Times New Roman" w:hAnsi="Times New Roman"/>
+                <w:b w:val="0"/>
+                <w:i w:val="0"/>
+                <w:color w:val="000000"/>
+                <w:sz w:val="26"/>
+              </w:rPr>
+              <w:t xml:space="preserve">  + Thiết bị kết nối: Cáp mạng, Router Wi-Fi, Switch.</w:t>
+            </w:r>
+          </w:p>
+          <w:p>
+            <w:pPr>
+              <w:spacing w:after="60" w:line="276" w:lineRule="auto"/>
+            </w:pPr>
+            <w:r>
+              <w:rPr>
+                <w:rFonts w:ascii="Times New Roman" w:hAnsi="Times New Roman"/>
+                <w:b w:val="0"/>
+                <w:i w:val="0"/>
+                <w:color w:val="000000"/>
+                <w:sz w:val="26"/>
+              </w:rPr>
+              <w:t>- HS giải thích lý do phân loại của nhóm mình.</w:t>
             </w:r>
           </w:p>
         </w:tc>
@@ -1862,7 +2124,7 @@
       </w:pPr>
       <w:r>
         <w:rPr>
-          <w:rFonts w:ascii="Times New Roman" w:hAnsi="Times New Roman" w:eastAsia="Times New Roman"/>
+          <w:rFonts w:ascii="Times New Roman" w:hAnsi="Times New Roman" w:eastAsia="Times New Roman" w:cs="Times New Roman"/>
           <w:b/>
           <w:i w:val="0"/>
           <w:sz w:val="26"/>
@@ -1878,7 +2140,7 @@
       </w:pPr>
       <w:r>
         <w:rPr>
-          <w:rFonts w:ascii="Times New Roman" w:hAnsi="Times New Roman" w:eastAsia="Times New Roman"/>
+          <w:rFonts w:ascii="Times New Roman" w:hAnsi="Times New Roman" w:eastAsia="Times New Roman" w:cs="Times New Roman"/>
           <w:b/>
           <w:i w:val="0"/>
           <w:sz w:val="26"/>
@@ -1887,7 +2149,7 @@
       </w:r>
       <w:r>
         <w:rPr>
-          <w:rFonts w:ascii="Times New Roman" w:hAnsi="Times New Roman" w:eastAsia="Times New Roman"/>
+          <w:rFonts w:ascii="Times New Roman" w:hAnsi="Times New Roman" w:eastAsia="Times New Roman" w:cs="Times New Roman"/>
           <w:b w:val="0"/>
           <w:i/>
           <w:sz w:val="26"/>
@@ -1903,7 +2165,7 @@
       </w:pPr>
       <w:r>
         <w:rPr>
-          <w:rFonts w:ascii="Times New Roman" w:hAnsi="Times New Roman" w:eastAsia="Times New Roman"/>
+          <w:rFonts w:ascii="Times New Roman" w:hAnsi="Times New Roman" w:eastAsia="Times New Roman" w:cs="Times New Roman"/>
           <w:b/>
           <w:i w:val="0"/>
           <w:sz w:val="26"/>
@@ -1912,7 +2174,7 @@
       </w:r>
       <w:r>
         <w:rPr>
-          <w:rFonts w:ascii="Times New Roman" w:hAnsi="Times New Roman" w:eastAsia="Times New Roman"/>
+          <w:rFonts w:ascii="Times New Roman" w:hAnsi="Times New Roman" w:eastAsia="Times New Roman" w:cs="Times New Roman"/>
           <w:b w:val="0"/>
           <w:i/>
           <w:sz w:val="26"/>
@@ -1928,7 +2190,7 @@
       </w:pPr>
       <w:r>
         <w:rPr>
-          <w:rFonts w:ascii="Times New Roman" w:hAnsi="Times New Roman" w:eastAsia="Times New Roman"/>
+          <w:rFonts w:ascii="Times New Roman" w:hAnsi="Times New Roman" w:eastAsia="Times New Roman" w:cs="Times New Roman"/>
           <w:b/>
           <w:i w:val="0"/>
           <w:sz w:val="26"/>
@@ -1937,7 +2199,7 @@
       </w:r>
       <w:r>
         <w:rPr>
-          <w:rFonts w:ascii="Times New Roman" w:hAnsi="Times New Roman" w:eastAsia="Times New Roman"/>
+          <w:rFonts w:ascii="Times New Roman" w:hAnsi="Times New Roman" w:eastAsia="Times New Roman" w:cs="Times New Roman"/>
           <w:b w:val="0"/>
           <w:i/>
           <w:sz w:val="26"/>
@@ -1953,7 +2215,7 @@
       </w:pPr>
       <w:r>
         <w:rPr>
-          <w:rFonts w:ascii="Times New Roman" w:hAnsi="Times New Roman" w:eastAsia="Times New Roman"/>
+          <w:rFonts w:ascii="Times New Roman" w:hAnsi="Times New Roman" w:eastAsia="Times New Roman" w:cs="Times New Roman"/>
           <w:b/>
           <w:i w:val="0"/>
           <w:sz w:val="26"/>
@@ -1994,10 +2256,15 @@
               <w:spacing w:line="276" w:lineRule="auto" w:after="40"/>
               <w:jc w:val="center"/>
             </w:pPr>
-            <w:r/>
-            <w:r>
-              <w:rPr>
-                <w:rFonts w:ascii="Times New Roman" w:hAnsi="Times New Roman" w:eastAsia="Times New Roman"/>
+            <w:r>
+              <w:rPr>
+                <w:rFonts w:ascii="Times New Roman" w:hAnsi="Times New Roman" w:cs="Times New Roman"/>
+                <w:sz w:val="26"/>
+              </w:rPr>
+            </w:r>
+            <w:r>
+              <w:rPr>
+                <w:rFonts w:ascii="Times New Roman" w:hAnsi="Times New Roman" w:eastAsia="Times New Roman" w:cs="Times New Roman"/>
                 <w:b/>
                 <w:i w:val="0"/>
                 <w:sz w:val="26"/>
@@ -2021,10 +2288,15 @@
               <w:spacing w:line="276" w:lineRule="auto" w:after="40"/>
               <w:jc w:val="center"/>
             </w:pPr>
-            <w:r/>
-            <w:r>
-              <w:rPr>
-                <w:rFonts w:ascii="Times New Roman" w:hAnsi="Times New Roman" w:eastAsia="Times New Roman"/>
+            <w:r>
+              <w:rPr>
+                <w:rFonts w:ascii="Times New Roman" w:hAnsi="Times New Roman" w:cs="Times New Roman"/>
+                <w:sz w:val="26"/>
+              </w:rPr>
+            </w:r>
+            <w:r>
+              <w:rPr>
+                <w:rFonts w:ascii="Times New Roman" w:hAnsi="Times New Roman" w:eastAsia="Times New Roman" w:cs="Times New Roman"/>
                 <w:b/>
                 <w:i w:val="0"/>
                 <w:sz w:val="26"/>
@@ -2047,138 +2319,68 @@
           </w:tcPr>
           <w:p>
             <w:pPr>
-              <w:spacing w:line="276" w:lineRule="auto" w:after="40"/>
-              <w:jc w:val="left"/>
+              <w:spacing w:after="60" w:line="276" w:lineRule="auto"/>
             </w:pPr>
             <w:r/>
             <w:r>
               <w:rPr>
-                <w:rFonts w:ascii="Times New Roman" w:hAnsi="Times New Roman" w:eastAsia="Times New Roman"/>
+                <w:rFonts w:ascii="Times New Roman" w:hAnsi="Times New Roman"/>
+                <w:b/>
+                <w:i w:val="0"/>
+                <w:color w:val="000000"/>
+                <w:sz w:val="26"/>
+              </w:rPr>
+              <w:t>4. HOẠT ĐỘNG VẬN DỤNG, TRẢI NGHIỆM (5 phút)</w:t>
+            </w:r>
+          </w:p>
+          <w:p>
+            <w:pPr>
+              <w:spacing w:after="60" w:line="276" w:lineRule="auto"/>
+            </w:pPr>
+            <w:r>
+              <w:rPr>
+                <w:rFonts w:ascii="Times New Roman" w:hAnsi="Times New Roman"/>
+                <w:b/>
+                <w:i/>
+                <w:color w:val="000000"/>
+                <w:sz w:val="26"/>
+              </w:rPr>
+              <w:t>*Mục tiêu: HS khảo sát các thiết bị mạng tại gia đình.</w:t>
+            </w:r>
+          </w:p>
+          <w:p>
+            <w:pPr>
+              <w:spacing w:after="60" w:line="276" w:lineRule="auto"/>
+            </w:pPr>
+          </w:p>
+          <w:p>
+            <w:pPr>
+              <w:spacing w:after="60" w:line="276" w:lineRule="auto"/>
+            </w:pPr>
+            <w:r>
+              <w:rPr>
+                <w:rFonts w:ascii="Times New Roman" w:hAnsi="Times New Roman"/>
                 <w:b w:val="0"/>
                 <w:i w:val="0"/>
-                <w:sz w:val="26"/>
-              </w:rPr>
-              <w:t>Bước 1: Chuyển giao nhiệm vụ học tập:</w:t>
-            </w:r>
-          </w:p>
-          <w:p>
-            <w:pPr>
-              <w:spacing w:line="276" w:lineRule="auto" w:after="40"/>
-              <w:jc w:val="left"/>
-            </w:pPr>
-            <w:r>
-              <w:rPr>
-                <w:rFonts w:ascii="Times New Roman" w:hAnsi="Times New Roman" w:eastAsia="Times New Roman"/>
+                <w:color w:val="000000"/>
+                <w:sz w:val="26"/>
+              </w:rPr>
+              <w:t>- GV giao nhiệm vụ: Về nhà hãy quan sát và liệt kê các thiết bị đầu cuối đang kết nối vào mạng Wi-Fi của gia đình em (tivi thông minh, điện thoại, máy tính...).</w:t>
+            </w:r>
+          </w:p>
+          <w:p>
+            <w:pPr>
+              <w:spacing w:after="60" w:line="276" w:lineRule="auto"/>
+            </w:pPr>
+            <w:r>
+              <w:rPr>
+                <w:rFonts w:ascii="Times New Roman" w:hAnsi="Times New Roman"/>
                 <w:b w:val="0"/>
                 <w:i w:val="0"/>
-                <w:sz w:val="26"/>
-              </w:rPr>
-              <w:t>- GV nêu câu hỏi: "Em có thể ứng dụng kiến thức bài Bài 4. Mạng máy tính (Tiết 1) như thế nào trong cuộc sống?"</w:t>
-            </w:r>
-          </w:p>
-          <w:p>
-            <w:pPr>
-              <w:spacing w:line="276" w:lineRule="auto" w:after="40"/>
-              <w:jc w:val="left"/>
-            </w:pPr>
-            <w:r>
-              <w:rPr>
-                <w:rFonts w:ascii="Times New Roman" w:hAnsi="Times New Roman" w:eastAsia="Times New Roman"/>
-                <w:b w:val="0"/>
-                <w:i w:val="0"/>
-                <w:sz w:val="26"/>
-              </w:rPr>
-              <w:t>Bước 2: Học sinh tiếp nhận nhiệm vụ học tập:</w:t>
-            </w:r>
-          </w:p>
-          <w:p>
-            <w:pPr>
-              <w:spacing w:line="276" w:lineRule="auto" w:after="40"/>
-              <w:jc w:val="left"/>
-            </w:pPr>
-            <w:r>
-              <w:rPr>
-                <w:rFonts w:ascii="Times New Roman" w:hAnsi="Times New Roman" w:eastAsia="Times New Roman"/>
-                <w:b w:val="0"/>
-                <w:i w:val="0"/>
-                <w:sz w:val="26"/>
-              </w:rPr>
-              <w:t>- HS suy nghĩ, thảo luận nhanh hoặc ghi chép ý tưởng.</w:t>
-            </w:r>
-          </w:p>
-          <w:p>
-            <w:pPr>
-              <w:spacing w:line="276" w:lineRule="auto" w:after="40"/>
-              <w:jc w:val="left"/>
-            </w:pPr>
-            <w:r>
-              <w:rPr>
-                <w:rFonts w:ascii="Times New Roman" w:hAnsi="Times New Roman" w:eastAsia="Times New Roman"/>
-                <w:b w:val="0"/>
-                <w:i w:val="0"/>
-                <w:sz w:val="26"/>
-              </w:rPr>
-              <w:t>Bước 3: Báo cáo kết quả hoạt động:</w:t>
-            </w:r>
-          </w:p>
-          <w:p>
-            <w:pPr>
-              <w:spacing w:line="276" w:lineRule="auto" w:after="40"/>
-              <w:jc w:val="left"/>
-            </w:pPr>
-            <w:r>
-              <w:rPr>
-                <w:rFonts w:ascii="Times New Roman" w:hAnsi="Times New Roman" w:eastAsia="Times New Roman"/>
-                <w:b w:val="0"/>
-                <w:i w:val="0"/>
-                <w:sz w:val="26"/>
-              </w:rPr>
-              <w:t>- 1-2 HS chia sẻ ý tưởng vận dụng trước lớp.</w:t>
-            </w:r>
-          </w:p>
-          <w:p>
-            <w:pPr>
-              <w:spacing w:line="276" w:lineRule="auto" w:after="40"/>
-              <w:jc w:val="left"/>
-            </w:pPr>
-            <w:r>
-              <w:rPr>
-                <w:rFonts w:ascii="Times New Roman" w:hAnsi="Times New Roman" w:eastAsia="Times New Roman"/>
-                <w:b w:val="0"/>
-                <w:i w:val="0"/>
-                <w:sz w:val="26"/>
-              </w:rPr>
-              <w:t>Bước 4: Giáo viên nhắc nhở nhiệm vụ về nhà:</w:t>
-            </w:r>
-          </w:p>
-          <w:p>
-            <w:pPr>
-              <w:spacing w:line="276" w:lineRule="auto" w:after="40"/>
-              <w:jc w:val="left"/>
-            </w:pPr>
-            <w:r>
-              <w:rPr>
-                <w:rFonts w:ascii="Times New Roman" w:hAnsi="Times New Roman" w:eastAsia="Times New Roman"/>
-                <w:b w:val="0"/>
-                <w:i w:val="0"/>
-                <w:sz w:val="26"/>
-              </w:rPr>
-              <w:t>- GV tổng kết tiết học, giao nhiệm vụ chuẩn bị bài sau.</w:t>
-            </w:r>
-          </w:p>
-          <w:p>
-            <w:pPr>
-              <w:spacing w:line="276" w:lineRule="auto" w:after="40"/>
-              <w:jc w:val="left"/>
-            </w:pPr>
-            <w:r>
-              <w:rPr>
-                <w:rFonts w:ascii="Times New Roman" w:hAnsi="Times New Roman" w:eastAsia="Times New Roman"/>
-                <w:b w:val="0"/>
-                <w:i w:val="0"/>
-                <w:sz w:val="26"/>
-              </w:rPr>
-              <w:t>- Hướng dẫn HS lưu bài, tắt máy và xếp gọn phòng học.</w:t>
+                <w:color w:val="000000"/>
+                <w:sz w:val="26"/>
+              </w:rPr>
+              <w:t>- Dặn dò xem trước bài Tiết 2 về Mạng có dây và không dây.</w:t>
             </w:r>
           </w:p>
         </w:tc>
@@ -2194,33 +2396,68 @@
           </w:tcPr>
           <w:p>
             <w:pPr>
-              <w:spacing w:line="276" w:lineRule="auto" w:after="40"/>
-              <w:jc w:val="left"/>
+              <w:spacing w:after="60" w:line="276" w:lineRule="auto"/>
             </w:pPr>
             <w:r/>
             <w:r>
               <w:rPr>
-                <w:rFonts w:ascii="Times New Roman" w:hAnsi="Times New Roman" w:eastAsia="Times New Roman"/>
+                <w:rFonts w:ascii="Times New Roman" w:hAnsi="Times New Roman"/>
+                <w:b/>
+                <w:i w:val="0"/>
+                <w:color w:val="000000"/>
+                <w:sz w:val="26"/>
+              </w:rPr>
+              <w:t>4. HOẠT ĐỘNG VẬN DỤNG, TRẢI NGHIỆM (5 phút)</w:t>
+            </w:r>
+          </w:p>
+          <w:p>
+            <w:pPr>
+              <w:spacing w:after="60" w:line="276" w:lineRule="auto"/>
+            </w:pPr>
+            <w:r>
+              <w:rPr>
+                <w:rFonts w:ascii="Times New Roman" w:hAnsi="Times New Roman"/>
+                <w:b/>
+                <w:i/>
+                <w:color w:val="000000"/>
+                <w:sz w:val="26"/>
+              </w:rPr>
+              <w:t>*Mục tiêu: HS khảo sát các thiết bị mạng tại gia đình.</w:t>
+            </w:r>
+          </w:p>
+          <w:p>
+            <w:pPr>
+              <w:spacing w:after="60" w:line="276" w:lineRule="auto"/>
+            </w:pPr>
+          </w:p>
+          <w:p>
+            <w:pPr>
+              <w:spacing w:after="60" w:line="276" w:lineRule="auto"/>
+            </w:pPr>
+            <w:r>
+              <w:rPr>
+                <w:rFonts w:ascii="Times New Roman" w:hAnsi="Times New Roman"/>
                 <w:b w:val="0"/>
                 <w:i w:val="0"/>
-                <w:sz w:val="26"/>
-              </w:rPr>
-              <w:t>HS liên hệ được kiến thức với thực tế.</w:t>
-            </w:r>
-          </w:p>
-          <w:p>
-            <w:pPr>
-              <w:spacing w:line="276" w:lineRule="auto" w:after="40"/>
-              <w:jc w:val="left"/>
-            </w:pPr>
-            <w:r>
-              <w:rPr>
-                <w:rFonts w:ascii="Times New Roman" w:hAnsi="Times New Roman" w:eastAsia="Times New Roman"/>
+                <w:color w:val="000000"/>
+                <w:sz w:val="26"/>
+              </w:rPr>
+              <w:t>- HS tiếp nhận nhiệm vụ khảo sát mạng gia đình.</w:t>
+            </w:r>
+          </w:p>
+          <w:p>
+            <w:pPr>
+              <w:spacing w:after="60" w:line="276" w:lineRule="auto"/>
+            </w:pPr>
+            <w:r>
+              <w:rPr>
+                <w:rFonts w:ascii="Times New Roman" w:hAnsi="Times New Roman"/>
                 <w:b w:val="0"/>
                 <w:i w:val="0"/>
-                <w:sz w:val="26"/>
-              </w:rPr>
-              <w:t>Phòng máy thu dọn gọn gàng.</w:t>
+                <w:color w:val="000000"/>
+                <w:sz w:val="26"/>
+              </w:rPr>
+              <w:t>- Ghi nhớ chuẩn bị cho tiết học tiếp theo.</w:t>
             </w:r>
           </w:p>
         </w:tc>
@@ -2240,7 +2477,7 @@
       </w:pPr>
       <w:r>
         <w:rPr>
-          <w:rFonts w:ascii="Times New Roman" w:hAnsi="Times New Roman" w:eastAsia="Times New Roman"/>
+          <w:rFonts w:ascii="Times New Roman" w:hAnsi="Times New Roman" w:eastAsia="Times New Roman" w:cs="Times New Roman"/>
           <w:b/>
           <w:i w:val="0"/>
           <w:sz w:val="26"/>
@@ -2255,7 +2492,7 @@
       </w:pPr>
       <w:r>
         <w:rPr>
-          <w:rFonts w:ascii="Times New Roman" w:hAnsi="Times New Roman" w:eastAsia="Times New Roman"/>
+          <w:rFonts w:ascii="Times New Roman" w:hAnsi="Times New Roman" w:eastAsia="Times New Roman" w:cs="Times New Roman"/>
           <w:b w:val="0"/>
           <w:i w:val="0"/>
           <w:sz w:val="26"/>
@@ -2270,7 +2507,7 @@
       </w:pPr>
       <w:r>
         <w:rPr>
-          <w:rFonts w:ascii="Times New Roman" w:hAnsi="Times New Roman" w:eastAsia="Times New Roman"/>
+          <w:rFonts w:ascii="Times New Roman" w:hAnsi="Times New Roman" w:eastAsia="Times New Roman" w:cs="Times New Roman"/>
           <w:b w:val="0"/>
           <w:i w:val="0"/>
           <w:sz w:val="26"/>
@@ -2318,10 +2555,15 @@
               <w:spacing w:line="276" w:lineRule="auto" w:after="40"/>
               <w:jc w:val="center"/>
             </w:pPr>
-            <w:r/>
-            <w:r>
-              <w:rPr>
-                <w:rFonts w:ascii="Times New Roman" w:hAnsi="Times New Roman" w:eastAsia="Times New Roman"/>
+            <w:r>
+              <w:rPr>
+                <w:rFonts w:ascii="Times New Roman" w:hAnsi="Times New Roman" w:cs="Times New Roman"/>
+                <w:sz w:val="26"/>
+              </w:rPr>
+            </w:r>
+            <w:r>
+              <w:rPr>
+                <w:rFonts w:ascii="Times New Roman" w:hAnsi="Times New Roman" w:eastAsia="Times New Roman" w:cs="Times New Roman"/>
                 <w:b/>
                 <w:i w:val="0"/>
                 <w:sz w:val="26"/>
@@ -2345,10 +2587,15 @@
               <w:spacing w:line="276" w:lineRule="auto" w:after="40"/>
               <w:jc w:val="center"/>
             </w:pPr>
-            <w:r/>
-            <w:r>
-              <w:rPr>
-                <w:rFonts w:ascii="Times New Roman" w:hAnsi="Times New Roman" w:eastAsia="Times New Roman"/>
+            <w:r>
+              <w:rPr>
+                <w:rFonts w:ascii="Times New Roman" w:hAnsi="Times New Roman" w:cs="Times New Roman"/>
+                <w:sz w:val="26"/>
+              </w:rPr>
+            </w:r>
+            <w:r>
+              <w:rPr>
+                <w:rFonts w:ascii="Times New Roman" w:hAnsi="Times New Roman" w:eastAsia="Times New Roman" w:cs="Times New Roman"/>
                 <w:b/>
                 <w:i w:val="0"/>
                 <w:sz w:val="26"/>
@@ -2372,10 +2619,15 @@
               <w:spacing w:line="276" w:lineRule="auto" w:after="40"/>
               <w:jc w:val="center"/>
             </w:pPr>
-            <w:r/>
-            <w:r>
-              <w:rPr>
-                <w:rFonts w:ascii="Times New Roman" w:hAnsi="Times New Roman" w:eastAsia="Times New Roman"/>
+            <w:r>
+              <w:rPr>
+                <w:rFonts w:ascii="Times New Roman" w:hAnsi="Times New Roman" w:cs="Times New Roman"/>
+                <w:sz w:val="26"/>
+              </w:rPr>
+            </w:r>
+            <w:r>
+              <w:rPr>
+                <w:rFonts w:ascii="Times New Roman" w:hAnsi="Times New Roman" w:eastAsia="Times New Roman" w:cs="Times New Roman"/>
                 <w:b/>
                 <w:i w:val="0"/>
                 <w:sz w:val="26"/>
@@ -2401,10 +2653,15 @@
               <w:spacing w:line="276" w:lineRule="auto" w:after="40"/>
               <w:jc w:val="center"/>
             </w:pPr>
-            <w:r/>
-            <w:r>
-              <w:rPr>
-                <w:rFonts w:ascii="Times New Roman" w:hAnsi="Times New Roman" w:eastAsia="Times New Roman"/>
+            <w:r>
+              <w:rPr>
+                <w:rFonts w:ascii="Times New Roman" w:hAnsi="Times New Roman" w:cs="Times New Roman"/>
+                <w:sz w:val="26"/>
+              </w:rPr>
+            </w:r>
+            <w:r>
+              <w:rPr>
+                <w:rFonts w:ascii="Times New Roman" w:hAnsi="Times New Roman" w:eastAsia="Times New Roman" w:cs="Times New Roman"/>
                 <w:b w:val="0"/>
                 <w:i/>
                 <w:sz w:val="26"/>
@@ -2428,10 +2685,15 @@
               <w:spacing w:line="276" w:lineRule="auto" w:after="40"/>
               <w:jc w:val="center"/>
             </w:pPr>
-            <w:r/>
-            <w:r>
-              <w:rPr>
-                <w:rFonts w:ascii="Times New Roman" w:hAnsi="Times New Roman" w:eastAsia="Times New Roman"/>
+            <w:r>
+              <w:rPr>
+                <w:rFonts w:ascii="Times New Roman" w:hAnsi="Times New Roman" w:cs="Times New Roman"/>
+                <w:sz w:val="26"/>
+              </w:rPr>
+            </w:r>
+            <w:r>
+              <w:rPr>
+                <w:rFonts w:ascii="Times New Roman" w:hAnsi="Times New Roman" w:eastAsia="Times New Roman" w:cs="Times New Roman"/>
                 <w:b w:val="0"/>
                 <w:i/>
                 <w:sz w:val="26"/>
@@ -2455,10 +2717,15 @@
               <w:spacing w:line="276" w:lineRule="auto" w:after="40"/>
               <w:jc w:val="center"/>
             </w:pPr>
-            <w:r/>
-            <w:r>
-              <w:rPr>
-                <w:rFonts w:ascii="Times New Roman" w:hAnsi="Times New Roman" w:eastAsia="Times New Roman"/>
+            <w:r>
+              <w:rPr>
+                <w:rFonts w:ascii="Times New Roman" w:hAnsi="Times New Roman" w:cs="Times New Roman"/>
+                <w:sz w:val="26"/>
+              </w:rPr>
+            </w:r>
+            <w:r>
+              <w:rPr>
+                <w:rFonts w:ascii="Times New Roman" w:hAnsi="Times New Roman" w:eastAsia="Times New Roman" w:cs="Times New Roman"/>
                 <w:b w:val="0"/>
                 <w:i/>
                 <w:sz w:val="26"/>
@@ -2484,10 +2751,15 @@
               <w:spacing w:line="276" w:lineRule="auto" w:after="40"/>
               <w:jc w:val="center"/>
             </w:pPr>
-            <w:r/>
-            <w:r>
-              <w:rPr>
-                <w:rFonts w:ascii="Times New Roman" w:hAnsi="Times New Roman" w:eastAsia="Times New Roman"/>
+            <w:r>
+              <w:rPr>
+                <w:rFonts w:ascii="Times New Roman" w:hAnsi="Times New Roman" w:cs="Times New Roman"/>
+                <w:sz w:val="26"/>
+              </w:rPr>
+            </w:r>
+            <w:r>
+              <w:rPr>
+                <w:rFonts w:ascii="Times New Roman" w:hAnsi="Times New Roman" w:eastAsia="Times New Roman" w:cs="Times New Roman"/>
                 <w:b w:val="0"/>
                 <w:i w:val="0"/>
                 <w:sz w:val="26"/>
@@ -2501,7 +2773,7 @@
             </w:pPr>
             <w:r>
               <w:rPr>
-                <w:rFonts w:ascii="Times New Roman" w:hAnsi="Times New Roman" w:eastAsia="Times New Roman"/>
+                <w:rFonts w:ascii="Times New Roman" w:hAnsi="Times New Roman" w:eastAsia="Times New Roman" w:cs="Times New Roman"/>
                 <w:b w:val="0"/>
                 <w:i w:val="0"/>
                 <w:sz w:val="26"/>
@@ -2515,7 +2787,7 @@
             </w:pPr>
             <w:r>
               <w:rPr>
-                <w:rFonts w:ascii="Times New Roman" w:hAnsi="Times New Roman" w:eastAsia="Times New Roman"/>
+                <w:rFonts w:ascii="Times New Roman" w:hAnsi="Times New Roman" w:eastAsia="Times New Roman" w:cs="Times New Roman"/>
                 <w:b w:val="0"/>
                 <w:i w:val="0"/>
                 <w:sz w:val="26"/>
@@ -2529,7 +2801,7 @@
             </w:pPr>
             <w:r>
               <w:rPr>
-                <w:rFonts w:ascii="Times New Roman" w:hAnsi="Times New Roman" w:eastAsia="Times New Roman"/>
+                <w:rFonts w:ascii="Times New Roman" w:hAnsi="Times New Roman" w:eastAsia="Times New Roman" w:cs="Times New Roman"/>
                 <w:b w:val="0"/>
                 <w:i w:val="0"/>
                 <w:sz w:val="26"/>
@@ -2552,10 +2824,15 @@
               <w:spacing w:line="276" w:lineRule="auto" w:after="40"/>
               <w:jc w:val="center"/>
             </w:pPr>
-            <w:r/>
-            <w:r>
-              <w:rPr>
-                <w:rFonts w:ascii="Times New Roman" w:hAnsi="Times New Roman" w:eastAsia="Times New Roman"/>
+            <w:r>
+              <w:rPr>
+                <w:rFonts w:ascii="Times New Roman" w:hAnsi="Times New Roman" w:cs="Times New Roman"/>
+                <w:sz w:val="26"/>
+              </w:rPr>
+            </w:r>
+            <w:r>
+              <w:rPr>
+                <w:rFonts w:ascii="Times New Roman" w:hAnsi="Times New Roman" w:eastAsia="Times New Roman" w:cs="Times New Roman"/>
                 <w:b w:val="0"/>
                 <w:i w:val="0"/>
                 <w:sz w:val="26"/>
@@ -2569,7 +2846,7 @@
             </w:pPr>
             <w:r>
               <w:rPr>
-                <w:rFonts w:ascii="Times New Roman" w:hAnsi="Times New Roman" w:eastAsia="Times New Roman"/>
+                <w:rFonts w:ascii="Times New Roman" w:hAnsi="Times New Roman" w:eastAsia="Times New Roman" w:cs="Times New Roman"/>
                 <w:b w:val="0"/>
                 <w:i w:val="0"/>
                 <w:sz w:val="26"/>
@@ -2583,7 +2860,7 @@
             </w:pPr>
             <w:r>
               <w:rPr>
-                <w:rFonts w:ascii="Times New Roman" w:hAnsi="Times New Roman" w:eastAsia="Times New Roman"/>
+                <w:rFonts w:ascii="Times New Roman" w:hAnsi="Times New Roman" w:eastAsia="Times New Roman" w:cs="Times New Roman"/>
                 <w:b w:val="0"/>
                 <w:i w:val="0"/>
                 <w:sz w:val="26"/>
@@ -2597,7 +2874,7 @@
             </w:pPr>
             <w:r>
               <w:rPr>
-                <w:rFonts w:ascii="Times New Roman" w:hAnsi="Times New Roman" w:eastAsia="Times New Roman"/>
+                <w:rFonts w:ascii="Times New Roman" w:hAnsi="Times New Roman" w:eastAsia="Times New Roman" w:cs="Times New Roman"/>
                 <w:b w:val="0"/>
                 <w:i w:val="0"/>
                 <w:sz w:val="26"/>
@@ -2626,10 +2903,15 @@
               <w:spacing w:line="276" w:lineRule="auto" w:after="40"/>
               <w:jc w:val="center"/>
             </w:pPr>
-            <w:r/>
-            <w:r>
-              <w:rPr>
-                <w:rFonts w:ascii="Times New Roman" w:hAnsi="Times New Roman" w:eastAsia="Times New Roman"/>
+            <w:r>
+              <w:rPr>
+                <w:rFonts w:ascii="Times New Roman" w:hAnsi="Times New Roman" w:cs="Times New Roman"/>
+                <w:sz w:val="26"/>
+              </w:rPr>
+            </w:r>
+            <w:r>
+              <w:rPr>
+                <w:rFonts w:ascii="Times New Roman" w:hAnsi="Times New Roman" w:eastAsia="Times New Roman" w:cs="Times New Roman"/>
                 <w:b/>
                 <w:i w:val="0"/>
                 <w:sz w:val="26"/>
@@ -2643,7 +2925,7 @@
             </w:pPr>
             <w:r>
               <w:rPr>
-                <w:rFonts w:ascii="Times New Roman" w:hAnsi="Times New Roman" w:eastAsia="Times New Roman"/>
+                <w:rFonts w:ascii="Times New Roman" w:hAnsi="Times New Roman" w:eastAsia="Times New Roman" w:cs="Times New Roman"/>
                 <w:b/>
                 <w:i w:val="0"/>
                 <w:sz w:val="26"/>
@@ -2657,7 +2939,7 @@
             </w:pPr>
             <w:r>
               <w:rPr>
-                <w:rFonts w:ascii="Times New Roman" w:hAnsi="Times New Roman" w:eastAsia="Times New Roman"/>
+                <w:rFonts w:ascii="Times New Roman" w:hAnsi="Times New Roman" w:eastAsia="Times New Roman" w:cs="Times New Roman"/>
                 <w:b/>
                 <w:i w:val="0"/>
                 <w:sz w:val="26"/>
@@ -2671,7 +2953,7 @@
             </w:pPr>
             <w:r>
               <w:rPr>
-                <w:rFonts w:ascii="Times New Roman" w:hAnsi="Times New Roman" w:eastAsia="Times New Roman"/>
+                <w:rFonts w:ascii="Times New Roman" w:hAnsi="Times New Roman" w:eastAsia="Times New Roman" w:cs="Times New Roman"/>
                 <w:b/>
                 <w:i w:val="0"/>
                 <w:sz w:val="26"/>

--- a/KHBD_Tin_học/Lớp_6/Tuần_08/KHBD_Tin_hoc_Lớp_6_Tiet07_Bai_4_Mang_may_tinh_Tiet_1.docx
+++ b/KHBD_Tin_học/Lớp_6/Tuần_08/KHBD_Tin_hoc_Lớp_6_Tiet07_Bai_4_Mang_may_tinh_Tiet_1.docx
@@ -387,34 +387,30 @@
     </w:p>
     <w:p>
       <w:pPr>
-        <w:spacing w:line="276" w:lineRule="auto" w:after="60" w:before="0"/>
-        <w:ind w:firstLine="0" w:left="850"/>
-        <w:jc w:val="both"/>
-      </w:pPr>
-      <w:r>
-        <w:rPr>
-          <w:rFonts w:ascii="Times New Roman" w:hAnsi="Times New Roman" w:eastAsia="Times New Roman" w:cs="Times New Roman"/>
-          <w:b w:val="0"/>
-          <w:i w:val="0"/>
-          <w:sz w:val="26"/>
-        </w:rPr>
-        <w:t>- Miền I. Khai thác dữ liệu và thông tin (thành tố 1.1. Duyệt, tìm kiếm và lọc dữ liệu, thông tin và nội dung số – Bậc 3): Khai thác thông tin số phục vụ bài học. (Đạt được thông qua Hoạt động 2)</w:t>
-      </w:r>
-    </w:p>
-    <w:p>
-      <w:pPr>
-        <w:spacing w:line="276" w:lineRule="auto" w:after="60" w:before="0"/>
-        <w:ind w:firstLine="0" w:left="850"/>
-        <w:jc w:val="both"/>
-      </w:pPr>
-      <w:r>
-        <w:rPr>
-          <w:rFonts w:ascii="Times New Roman" w:hAnsi="Times New Roman" w:eastAsia="Times New Roman" w:cs="Times New Roman"/>
-          <w:b w:val="0"/>
-          <w:i w:val="0"/>
-          <w:sz w:val="26"/>
-        </w:rPr>
-        <w:t>- Miền IV. An toàn (thành tố 4.1. Bảo vệ thiết bị và nội dung số – Bậc 3): Tuân thủ quy tắc an toàn thiết bị và bảo vệ dữ liệu. (Đạt được thông qua Hoạt động 3, Hoạt động 4)</w:t>
+        <w:spacing w:line="276" w:lineRule="auto" w:after="0" w:before="0"/>
+        <w:ind w:left="850" w:firstLine="0"/>
+        <w:jc w:val="both"/>
+      </w:pPr>
+      <w:r>
+        <w:rPr>
+          <w:rFonts w:ascii="Times New Roman" w:hAnsi="Times New Roman" w:cs="Times New Roman"/>
+          <w:sz w:val="26"/>
+        </w:rPr>
+        <w:t>- 1.1.CB3b: Thực hiện được rõ ràng và theo quy trình các tìm kiếm để tìm dữ liệu, thông tin và nội dung trong môi trường số. (Duyệt, tìm kiếm và thu thập dữ liệu, thông tin hiệu quả trên môi trường mạng). (Đạt được thông qua Hoạt động 2)</w:t>
+      </w:r>
+    </w:p>
+    <w:p>
+      <w:pPr>
+        <w:spacing w:line="276" w:lineRule="auto" w:after="0" w:before="0"/>
+        <w:ind w:left="850" w:firstLine="0"/>
+        <w:jc w:val="both"/>
+      </w:pPr>
+      <w:r>
+        <w:rPr>
+          <w:rFonts w:ascii="Times New Roman" w:hAnsi="Times New Roman" w:cs="Times New Roman"/>
+          <w:sz w:val="26"/>
+        </w:rPr>
+        <w:t>- 1.2.CB3a: Thực hiện phân tích, so sánh, đánh giá được độ tin cậy và độ chính xác của các nguồn dữ liệu, thông tin và nội dung số đã được tổ chức rõ ràng. (Đánh giá độ tin cậy và chọn lọc thông tin chính xác từ các nguồn số). (Đạt được thông qua Hoạt động 3, Hoạt động 4)</w:t>
       </w:r>
     </w:p>
     <w:p>
